--- a/lessons/2-7/downloads/reveal/teacher/2.7-homework-packet.docx
+++ b/lessons/2-7/downloads/reveal/teacher/2.7-homework-packet.docx
@@ -15,10 +15,28 @@
         <w:rPr>
           <w:rFonts w:ascii="Avenir Next" w:hAnsi="Avenir Next" w:cs="Avenir Next" w:eastAsia="Avenir Next"/>
           <w:color w:val="1A1A1A"/>
+          <w:sz w:val="22"/>
+          <w:szCs w:val="20"/>
+        </w:rPr>
+        <w:t xml:space="preserve">Name</w:t>
+      </w:r>
+      <w:r>
+        <w:rPr>
+          <w:rFonts w:ascii="Avenir Next" w:hAnsi="Avenir Next" w:cs="Avenir Next" w:eastAsia="Avenir Next"/>
+          <w:color w:val="1A1A1A"/>
           <w:sz w:val="20"/>
           <w:szCs w:val="20"/>
         </w:rPr>
-        <w:t xml:space="preserve">Name</w:t>
+        <w:tab/>
+      </w:r>
+      <w:r>
+        <w:rPr>
+          <w:rFonts w:ascii="Avenir Next" w:hAnsi="Avenir Next" w:cs="Avenir Next" w:eastAsia="Avenir Next"/>
+          <w:color w:val="1A1A1A"/>
+          <w:sz w:val="22"/>
+          <w:szCs w:val="20"/>
+        </w:rPr>
+        <w:t xml:space="preserve">   Date</w:t>
       </w:r>
       <w:r>
         <w:rPr>
@@ -33,25 +51,7 @@
         <w:rPr>
           <w:rFonts w:ascii="Avenir Next" w:hAnsi="Avenir Next" w:cs="Avenir Next" w:eastAsia="Avenir Next"/>
           <w:color w:val="1A1A1A"/>
-          <w:sz w:val="20"/>
-          <w:szCs w:val="20"/>
-        </w:rPr>
-        <w:t xml:space="preserve">   Date</w:t>
-      </w:r>
-      <w:r>
-        <w:rPr>
-          <w:rFonts w:ascii="Avenir Next" w:hAnsi="Avenir Next" w:cs="Avenir Next" w:eastAsia="Avenir Next"/>
-          <w:color w:val="1A1A1A"/>
-          <w:sz w:val="20"/>
-          <w:szCs w:val="20"/>
-        </w:rPr>
-        <w:tab/>
-      </w:r>
-      <w:r>
-        <w:rPr>
-          <w:rFonts w:ascii="Avenir Next" w:hAnsi="Avenir Next" w:cs="Avenir Next" w:eastAsia="Avenir Next"/>
-          <w:color w:val="1A1A1A"/>
-          <w:sz w:val="20"/>
+          <w:sz w:val="22"/>
           <w:szCs w:val="20"/>
         </w:rPr>
         <w:t xml:space="preserve">   Period</w:t>
@@ -78,7 +78,7 @@
           <w:caps/>
           <w:color w:val="003A70"/>
           <w:spacing w:val="12"/>
-          <w:sz w:val="19"/>
+          <w:sz w:val="22"/>
           <w:szCs w:val="19"/>
         </w:rPr>
         <w:t xml:space="preserve">Lesson 2-7  ·  Homework Packet  ·  Sheet 1 of 2</w:t>
@@ -86,6 +86,7 @@
     </w:p>
     <w:p>
       <w:pPr>
+        <w:pStyle w:val="Heading1"/>
         <w:keepNext/>
         <w:spacing w:before="0" w:after="0" w:line="240" w:lineRule="auto"/>
       </w:pPr>
@@ -111,7 +112,7 @@
         <w:rPr>
           <w:rFonts w:ascii="Avenir Next" w:hAnsi="Avenir Next" w:cs="Avenir Next" w:eastAsia="Avenir Next"/>
           <w:color w:val="5A5F66"/>
-          <w:sz w:val="17"/>
+          <w:sz w:val="22"/>
           <w:szCs w:val="17"/>
         </w:rPr>
         <w:t xml:space="preserve">Maryland Standard 6.NS.B.3   ·   Learning target — I can divide a decimal by a whole number and place the decimal point correctly.</w:t>
@@ -158,6 +159,7 @@
           </w:tcPr>
           <w:p>
             <w:pPr>
+              <w:pStyle w:val="Heading2"/>
               <w:spacing w:before="0" w:after="0" w:line="240" w:lineRule="auto"/>
             </w:pPr>
             <w:r>
@@ -185,44 +187,44 @@
                 <w:rFonts w:ascii="Avenir Next" w:hAnsi="Avenir Next" w:cs="Avenir Next" w:eastAsia="Avenir Next"/>
                 <w:b/>
                 <w:color w:val="003A70"/>
+                <w:sz w:val="22"/>
+                <w:szCs w:val="18"/>
+              </w:rPr>
+              <w:t xml:space="preserve">•</w:t>
+            </w:r>
+            <w:r>
+              <w:rPr>
+                <w:rFonts w:ascii="Avenir Next" w:hAnsi="Avenir Next" w:cs="Avenir Next" w:eastAsia="Avenir Next"/>
+                <w:color w:val="1A1A1A"/>
                 <w:sz w:val="18"/>
                 <w:szCs w:val="18"/>
               </w:rPr>
-              <w:t xml:space="preserve">•</w:t>
-            </w:r>
-            <w:r>
-              <w:rPr>
-                <w:rFonts w:ascii="Avenir Next" w:hAnsi="Avenir Next" w:cs="Avenir Next" w:eastAsia="Avenir Next"/>
-                <w:color w:val="1A1A1A"/>
-                <w:sz w:val="18"/>
+              <w:tab/>
+            </w:r>
+            <w:r>
+              <w:rPr>
+                <w:rFonts w:ascii="Avenir Next" w:hAnsi="Avenir Next" w:cs="Avenir Next" w:eastAsia="Avenir Next"/>
+                <w:color w:val="1A1A1A"/>
+                <w:sz w:val="22"/>
                 <w:szCs w:val="18"/>
               </w:rPr>
-              <w:tab/>
-            </w:r>
-            <w:r>
-              <w:rPr>
-                <w:rFonts w:ascii="Avenir Next" w:hAnsi="Avenir Next" w:cs="Avenir Next" w:eastAsia="Avenir Next"/>
-                <w:color w:val="1A1A1A"/>
-                <w:sz w:val="18"/>
+              <w:t xml:space="preserve">Divide as you do with whole numbers. Put the decimal point in the quotient </w:t>
+            </w:r>
+            <w:r>
+              <w:rPr>
+                <w:rFonts w:ascii="Avenir Next" w:hAnsi="Avenir Next" w:cs="Avenir Next" w:eastAsia="Avenir Next"/>
+                <w:b/>
+                <w:color w:val="1A1A1A"/>
+                <w:sz w:val="22"/>
                 <w:szCs w:val="18"/>
               </w:rPr>
-              <w:t xml:space="preserve">Divide as you do with whole numbers. Put the decimal point in the quotient </w:t>
-            </w:r>
-            <w:r>
-              <w:rPr>
-                <w:rFonts w:ascii="Avenir Next" w:hAnsi="Avenir Next" w:cs="Avenir Next" w:eastAsia="Avenir Next"/>
-                <w:b/>
-                <w:color w:val="1A1A1A"/>
-                <w:sz w:val="18"/>
-                <w:szCs w:val="18"/>
-              </w:rPr>
               <w:t xml:space="preserve">straight above</w:t>
             </w:r>
             <w:r>
               <w:rPr>
                 <w:rFonts w:ascii="Avenir Next" w:hAnsi="Avenir Next" w:cs="Avenir Next" w:eastAsia="Avenir Next"/>
                 <w:color w:val="1A1A1A"/>
-                <w:sz w:val="18"/>
+                <w:sz w:val="22"/>
                 <w:szCs w:val="18"/>
               </w:rPr>
               <w:t xml:space="preserve"> the point in the dividend.</w:t>
@@ -241,44 +243,44 @@
                 <w:rFonts w:ascii="Avenir Next" w:hAnsi="Avenir Next" w:cs="Avenir Next" w:eastAsia="Avenir Next"/>
                 <w:b/>
                 <w:color w:val="003A70"/>
+                <w:sz w:val="22"/>
+                <w:szCs w:val="18"/>
+              </w:rPr>
+              <w:t xml:space="preserve">•</w:t>
+            </w:r>
+            <w:r>
+              <w:rPr>
+                <w:rFonts w:ascii="Avenir Next" w:hAnsi="Avenir Next" w:cs="Avenir Next" w:eastAsia="Avenir Next"/>
+                <w:color w:val="1A1A1A"/>
                 <w:sz w:val="18"/>
                 <w:szCs w:val="18"/>
               </w:rPr>
-              <w:t xml:space="preserve">•</w:t>
-            </w:r>
-            <w:r>
-              <w:rPr>
-                <w:rFonts w:ascii="Avenir Next" w:hAnsi="Avenir Next" w:cs="Avenir Next" w:eastAsia="Avenir Next"/>
-                <w:color w:val="1A1A1A"/>
-                <w:sz w:val="18"/>
+              <w:tab/>
+            </w:r>
+            <w:r>
+              <w:rPr>
+                <w:rFonts w:ascii="Avenir Next" w:hAnsi="Avenir Next" w:cs="Avenir Next" w:eastAsia="Avenir Next"/>
+                <w:color w:val="1A1A1A"/>
+                <w:sz w:val="22"/>
                 <w:szCs w:val="18"/>
               </w:rPr>
-              <w:tab/>
-            </w:r>
-            <w:r>
-              <w:rPr>
-                <w:rFonts w:ascii="Avenir Next" w:hAnsi="Avenir Next" w:cs="Avenir Next" w:eastAsia="Avenir Next"/>
-                <w:color w:val="1A1A1A"/>
-                <w:sz w:val="18"/>
+              <w:t xml:space="preserve">If an amount is left over, </w:t>
+            </w:r>
+            <w:r>
+              <w:rPr>
+                <w:rFonts w:ascii="Avenir Next" w:hAnsi="Avenir Next" w:cs="Avenir Next" w:eastAsia="Avenir Next"/>
+                <w:b/>
+                <w:color w:val="1A1A1A"/>
+                <w:sz w:val="22"/>
                 <w:szCs w:val="18"/>
               </w:rPr>
-              <w:t xml:space="preserve">If an amount is left over, </w:t>
-            </w:r>
-            <w:r>
-              <w:rPr>
-                <w:rFonts w:ascii="Avenir Next" w:hAnsi="Avenir Next" w:cs="Avenir Next" w:eastAsia="Avenir Next"/>
-                <w:b/>
-                <w:color w:val="1A1A1A"/>
-                <w:sz w:val="18"/>
-                <w:szCs w:val="18"/>
-              </w:rPr>
               <w:t xml:space="preserve">annex a zero</w:t>
             </w:r>
             <w:r>
               <w:rPr>
                 <w:rFonts w:ascii="Avenir Next" w:hAnsi="Avenir Next" w:cs="Avenir Next" w:eastAsia="Avenir Next"/>
                 <w:color w:val="1A1A1A"/>
-                <w:sz w:val="18"/>
+                <w:sz w:val="22"/>
                 <w:szCs w:val="18"/>
               </w:rPr>
               <w:t xml:space="preserve"> (write 0 after the last digit) and keep dividing.</w:t>
@@ -297,35 +299,35 @@
                 <w:rFonts w:ascii="Avenir Next" w:hAnsi="Avenir Next" w:cs="Avenir Next" w:eastAsia="Avenir Next"/>
                 <w:b/>
                 <w:color w:val="003A70"/>
+                <w:sz w:val="22"/>
+                <w:szCs w:val="18"/>
+              </w:rPr>
+              <w:t xml:space="preserve">•</w:t>
+            </w:r>
+            <w:r>
+              <w:rPr>
+                <w:rFonts w:ascii="Avenir Next" w:hAnsi="Avenir Next" w:cs="Avenir Next" w:eastAsia="Avenir Next"/>
+                <w:color w:val="1A1A1A"/>
                 <w:sz w:val="18"/>
                 <w:szCs w:val="18"/>
               </w:rPr>
-              <w:t xml:space="preserve">•</w:t>
-            </w:r>
-            <w:r>
-              <w:rPr>
-                <w:rFonts w:ascii="Avenir Next" w:hAnsi="Avenir Next" w:cs="Avenir Next" w:eastAsia="Avenir Next"/>
-                <w:color w:val="1A1A1A"/>
-                <w:sz w:val="18"/>
+              <w:tab/>
+            </w:r>
+            <w:r>
+              <w:rPr>
+                <w:rFonts w:ascii="Avenir Next" w:hAnsi="Avenir Next" w:cs="Avenir Next" w:eastAsia="Avenir Next"/>
+                <w:b/>
+                <w:color w:val="1A1A1A"/>
+                <w:sz w:val="22"/>
                 <w:szCs w:val="18"/>
               </w:rPr>
-              <w:tab/>
-            </w:r>
-            <w:r>
-              <w:rPr>
-                <w:rFonts w:ascii="Avenir Next" w:hAnsi="Avenir Next" w:cs="Avenir Next" w:eastAsia="Avenir Next"/>
-                <w:b/>
-                <w:color w:val="1A1A1A"/>
-                <w:sz w:val="18"/>
-                <w:szCs w:val="18"/>
-              </w:rPr>
               <w:t xml:space="preserve">Check:</w:t>
             </w:r>
             <w:r>
               <w:rPr>
                 <w:rFonts w:ascii="Avenir Next" w:hAnsi="Avenir Next" w:cs="Avenir Next" w:eastAsia="Avenir Next"/>
                 <w:color w:val="1A1A1A"/>
-                <w:sz w:val="18"/>
+                <w:sz w:val="22"/>
                 <w:szCs w:val="18"/>
               </w:rPr>
               <w:t xml:space="preserve"> quotient × divisor = dividend. Estimate first to catch a misplaced point.</w:t>
@@ -340,6 +342,7 @@
           </w:tcPr>
           <w:p>
             <w:pPr>
+              <w:pStyle w:val="Heading2"/>
               <w:spacing w:before="0" w:after="0" w:line="240" w:lineRule="auto"/>
             </w:pPr>
             <w:r>
@@ -362,7 +365,7 @@
               <w:rPr>
                 <w:rFonts w:ascii="Avenir Next" w:hAnsi="Avenir Next" w:cs="Avenir Next" w:eastAsia="Avenir Next"/>
                 <w:color w:val="1A1A1A"/>
-                <w:sz w:val="17"/>
+                <w:sz w:val="22"/>
                 <w:szCs w:val="17"/>
               </w:rPr>
               <w:t xml:space="preserve">Four friends share 22.2 kg of potting soil equally. How much does each get?</w:t>
@@ -381,25 +384,25 @@
                 <w:rFonts w:ascii="Avenir Next" w:hAnsi="Avenir Next" w:cs="Avenir Next" w:eastAsia="Avenir Next"/>
                 <w:b/>
                 <w:color w:val="003A70"/>
+                <w:sz w:val="22"/>
+                <w:szCs w:val="17"/>
+              </w:rPr>
+              <w:t xml:space="preserve">Step 1</w:t>
+            </w:r>
+            <w:r>
+              <w:rPr>
+                <w:rFonts w:ascii="Avenir Next" w:hAnsi="Avenir Next" w:cs="Avenir Next" w:eastAsia="Avenir Next"/>
+                <w:color w:val="1A1A1A"/>
                 <w:sz w:val="17"/>
                 <w:szCs w:val="17"/>
               </w:rPr>
-              <w:t xml:space="preserve">Step 1</w:t>
-            </w:r>
-            <w:r>
-              <w:rPr>
-                <w:rFonts w:ascii="Avenir Next" w:hAnsi="Avenir Next" w:cs="Avenir Next" w:eastAsia="Avenir Next"/>
-                <w:color w:val="1A1A1A"/>
-                <w:sz w:val="17"/>
-                <w:szCs w:val="17"/>
-              </w:rPr>
               <w:tab/>
             </w:r>
             <w:r>
               <w:rPr>
                 <w:rFonts w:ascii="Avenir Next" w:hAnsi="Avenir Next" w:cs="Avenir Next" w:eastAsia="Avenir Next"/>
                 <w:color w:val="1A1A1A"/>
-                <w:sz w:val="17"/>
+                <w:sz w:val="22"/>
                 <w:szCs w:val="17"/>
               </w:rPr>
               <w:t xml:space="preserve">Estimate: 22 ÷ 4 is about 5.5. Put the point straight above.</w:t>
@@ -418,25 +421,25 @@
                 <w:rFonts w:ascii="Avenir Next" w:hAnsi="Avenir Next" w:cs="Avenir Next" w:eastAsia="Avenir Next"/>
                 <w:b/>
                 <w:color w:val="003A70"/>
+                <w:sz w:val="22"/>
+                <w:szCs w:val="17"/>
+              </w:rPr>
+              <w:t xml:space="preserve">Step 2</w:t>
+            </w:r>
+            <w:r>
+              <w:rPr>
+                <w:rFonts w:ascii="Avenir Next" w:hAnsi="Avenir Next" w:cs="Avenir Next" w:eastAsia="Avenir Next"/>
+                <w:color w:val="1A1A1A"/>
                 <w:sz w:val="17"/>
                 <w:szCs w:val="17"/>
               </w:rPr>
-              <w:t xml:space="preserve">Step 2</w:t>
-            </w:r>
-            <w:r>
-              <w:rPr>
-                <w:rFonts w:ascii="Avenir Next" w:hAnsi="Avenir Next" w:cs="Avenir Next" w:eastAsia="Avenir Next"/>
-                <w:color w:val="1A1A1A"/>
-                <w:sz w:val="17"/>
-                <w:szCs w:val="17"/>
-              </w:rPr>
               <w:tab/>
             </w:r>
             <w:r>
               <w:rPr>
                 <w:rFonts w:ascii="Avenir Next" w:hAnsi="Avenir Next" w:cs="Avenir Next" w:eastAsia="Avenir Next"/>
                 <w:color w:val="1A1A1A"/>
-                <w:sz w:val="17"/>
+                <w:sz w:val="22"/>
                 <w:szCs w:val="17"/>
               </w:rPr>
               <w:t xml:space="preserve">22 ÷ 4 = 5 R2. Then 22 tenths ÷ 4 = 5 tenths R2.</w:t>
@@ -455,25 +458,25 @@
                 <w:rFonts w:ascii="Avenir Next" w:hAnsi="Avenir Next" w:cs="Avenir Next" w:eastAsia="Avenir Next"/>
                 <w:b/>
                 <w:color w:val="003A70"/>
+                <w:sz w:val="22"/>
+                <w:szCs w:val="17"/>
+              </w:rPr>
+              <w:t xml:space="preserve">Step 3</w:t>
+            </w:r>
+            <w:r>
+              <w:rPr>
+                <w:rFonts w:ascii="Avenir Next" w:hAnsi="Avenir Next" w:cs="Avenir Next" w:eastAsia="Avenir Next"/>
+                <w:color w:val="1A1A1A"/>
                 <w:sz w:val="17"/>
                 <w:szCs w:val="17"/>
               </w:rPr>
-              <w:t xml:space="preserve">Step 3</w:t>
-            </w:r>
-            <w:r>
-              <w:rPr>
-                <w:rFonts w:ascii="Avenir Next" w:hAnsi="Avenir Next" w:cs="Avenir Next" w:eastAsia="Avenir Next"/>
-                <w:color w:val="1A1A1A"/>
-                <w:sz w:val="17"/>
-                <w:szCs w:val="17"/>
-              </w:rPr>
               <w:tab/>
             </w:r>
             <w:r>
               <w:rPr>
                 <w:rFonts w:ascii="Avenir Next" w:hAnsi="Avenir Next" w:cs="Avenir Next" w:eastAsia="Avenir Next"/>
                 <w:color w:val="1A1A1A"/>
-                <w:sz w:val="17"/>
+                <w:sz w:val="22"/>
                 <w:szCs w:val="17"/>
               </w:rPr>
               <w:t xml:space="preserve">Annex a zero: 20 hundredths ÷ 4 = 5 hundredths.</w:t>
@@ -492,18 +495,18 @@
                 <w:rFonts w:ascii="Avenir Next" w:hAnsi="Avenir Next" w:cs="Avenir Next" w:eastAsia="Avenir Next"/>
                 <w:b/>
                 <w:color w:val="1A1A1A"/>
+                <w:sz w:val="22"/>
+                <w:szCs w:val="17"/>
+              </w:rPr>
+              <w:t xml:space="preserve">Answer</w:t>
+            </w:r>
+            <w:r>
+              <w:rPr>
+                <w:rFonts w:ascii="Avenir Next" w:hAnsi="Avenir Next" w:cs="Avenir Next" w:eastAsia="Avenir Next"/>
+                <w:color w:val="1A1A1A"/>
                 <w:sz w:val="17"/>
                 <w:szCs w:val="17"/>
               </w:rPr>
-              <w:t xml:space="preserve">Answer</w:t>
-            </w:r>
-            <w:r>
-              <w:rPr>
-                <w:rFonts w:ascii="Avenir Next" w:hAnsi="Avenir Next" w:cs="Avenir Next" w:eastAsia="Avenir Next"/>
-                <w:color w:val="1A1A1A"/>
-                <w:sz w:val="17"/>
-                <w:szCs w:val="17"/>
-              </w:rPr>
               <w:tab/>
             </w:r>
             <w:r>
@@ -511,7 +514,7 @@
                 <w:rFonts w:ascii="Avenir Next" w:hAnsi="Avenir Next" w:cs="Avenir Next" w:eastAsia="Avenir Next"/>
                 <w:b/>
                 <w:color w:val="1A1A1A"/>
-                <w:sz w:val="17"/>
+                <w:sz w:val="22"/>
                 <w:szCs w:val="17"/>
               </w:rPr>
               <w:t xml:space="preserve">5.55 kg each (5.55 × 4 = 22.2)</w:t>
@@ -522,6 +525,7 @@
     </w:tbl>
     <w:p>
       <w:pPr>
+        <w:pStyle w:val="Heading2"/>
         <w:keepNext/>
         <w:pBdr>
           <w:bottom w:val="single" w:sz="8" w:space="3" w:color="003A70"/>
@@ -537,7 +541,7 @@
           <w:b/>
           <w:color w:val="003A70"/>
           <w:spacing w:val="14"/>
-          <w:sz w:val="19"/>
+          <w:sz w:val="22"/>
           <w:szCs w:val="19"/>
         </w:rPr>
         <w:t xml:space="preserve">PRACTICE</w:t>
@@ -556,7 +560,7 @@
           <w:rFonts w:ascii="Avenir Next" w:hAnsi="Avenir Next" w:cs="Avenir Next" w:eastAsia="Avenir Next"/>
           <w:i/>
           <w:color w:val="5A5F66"/>
-          <w:sz w:val="17"/>
+          <w:sz w:val="22"/>
           <w:szCs w:val="17"/>
         </w:rPr>
         <w:t xml:space="preserve">show your work · label units</w:t>
@@ -576,25 +580,25 @@
           <w:rFonts w:ascii="Avenir Next" w:hAnsi="Avenir Next" w:cs="Avenir Next" w:eastAsia="Avenir Next"/>
           <w:b/>
           <w:color w:val="1A1A1A"/>
+          <w:sz w:val="22"/>
+          <w:szCs w:val="20"/>
+        </w:rPr>
+        <w:t xml:space="preserve">1.</w:t>
+      </w:r>
+      <w:r>
+        <w:rPr>
+          <w:rFonts w:ascii="Avenir Next" w:hAnsi="Avenir Next" w:cs="Avenir Next" w:eastAsia="Avenir Next"/>
+          <w:color w:val="1A1A1A"/>
           <w:sz w:val="20"/>
           <w:szCs w:val="20"/>
         </w:rPr>
-        <w:t xml:space="preserve">1.</w:t>
-      </w:r>
-      <w:r>
-        <w:rPr>
-          <w:rFonts w:ascii="Avenir Next" w:hAnsi="Avenir Next" w:cs="Avenir Next" w:eastAsia="Avenir Next"/>
-          <w:color w:val="1A1A1A"/>
-          <w:sz w:val="20"/>
-          <w:szCs w:val="20"/>
-        </w:rPr>
         <w:tab/>
       </w:r>
       <w:r>
         <w:rPr>
           <w:rFonts w:ascii="Avenir Next" w:hAnsi="Avenir Next" w:cs="Avenir Next" w:eastAsia="Avenir Next"/>
           <w:color w:val="1A1A1A"/>
-          <w:sz w:val="20"/>
+          <w:sz w:val="22"/>
           <w:szCs w:val="20"/>
         </w:rPr>
         <w:t xml:space="preserve">Find each quotient.</w:t>
@@ -650,7 +654,7 @@
                 <w:rFonts w:ascii="Avenir Next" w:hAnsi="Avenir Next" w:cs="Avenir Next" w:eastAsia="Avenir Next"/>
                 <w:b/>
                 <w:color w:val="003A70"/>
-                <w:sz w:val="20"/>
+                <w:sz w:val="22"/>
                 <w:szCs w:val="20"/>
               </w:rPr>
               <w:t xml:space="preserve">a.</w:t>
@@ -668,7 +672,7 @@
               <w:rPr>
                 <w:rFonts w:ascii="Avenir Next" w:hAnsi="Avenir Next" w:cs="Avenir Next" w:eastAsia="Avenir Next"/>
                 <w:color w:val="1A1A1A"/>
-                <w:sz w:val="20"/>
+                <w:sz w:val="22"/>
                 <w:szCs w:val="20"/>
               </w:rPr>
               <w:t xml:space="preserve">9.6 ÷ 3 =</w:t>
@@ -712,7 +716,7 @@
                 <w:rFonts w:ascii="Avenir Next" w:hAnsi="Avenir Next" w:cs="Avenir Next" w:eastAsia="Avenir Next"/>
                 <w:b/>
                 <w:color w:val="003A70"/>
-                <w:sz w:val="20"/>
+                <w:sz w:val="22"/>
                 <w:szCs w:val="20"/>
               </w:rPr>
               <w:t xml:space="preserve">b.</w:t>
@@ -730,7 +734,7 @@
               <w:rPr>
                 <w:rFonts w:ascii="Avenir Next" w:hAnsi="Avenir Next" w:cs="Avenir Next" w:eastAsia="Avenir Next"/>
                 <w:color w:val="1A1A1A"/>
-                <w:sz w:val="20"/>
+                <w:sz w:val="22"/>
                 <w:szCs w:val="20"/>
               </w:rPr>
               <w:t xml:space="preserve">18.5 ÷ 5 =</w:t>
@@ -774,7 +778,7 @@
                 <w:rFonts w:ascii="Avenir Next" w:hAnsi="Avenir Next" w:cs="Avenir Next" w:eastAsia="Avenir Next"/>
                 <w:b/>
                 <w:color w:val="003A70"/>
-                <w:sz w:val="20"/>
+                <w:sz w:val="22"/>
                 <w:szCs w:val="20"/>
               </w:rPr>
               <w:t xml:space="preserve">c.</w:t>
@@ -792,7 +796,7 @@
               <w:rPr>
                 <w:rFonts w:ascii="Avenir Next" w:hAnsi="Avenir Next" w:cs="Avenir Next" w:eastAsia="Avenir Next"/>
                 <w:color w:val="1A1A1A"/>
-                <w:sz w:val="20"/>
+                <w:sz w:val="22"/>
                 <w:szCs w:val="20"/>
               </w:rPr>
               <w:t xml:space="preserve">2.94 ÷ 7 =</w:t>
@@ -842,7 +846,7 @@
                 <w:rFonts w:ascii="Avenir Next" w:hAnsi="Avenir Next" w:cs="Avenir Next" w:eastAsia="Avenir Next"/>
                 <w:b/>
                 <w:color w:val="003A70"/>
-                <w:sz w:val="20"/>
+                <w:sz w:val="22"/>
                 <w:szCs w:val="20"/>
               </w:rPr>
               <w:t xml:space="preserve">d.</w:t>
@@ -860,7 +864,7 @@
               <w:rPr>
                 <w:rFonts w:ascii="Avenir Next" w:hAnsi="Avenir Next" w:cs="Avenir Next" w:eastAsia="Avenir Next"/>
                 <w:color w:val="1A1A1A"/>
-                <w:sz w:val="20"/>
+                <w:sz w:val="22"/>
                 <w:szCs w:val="20"/>
               </w:rPr>
               <w:t xml:space="preserve">0.56 ÷ 8 =</w:t>
@@ -904,7 +908,7 @@
                 <w:rFonts w:ascii="Avenir Next" w:hAnsi="Avenir Next" w:cs="Avenir Next" w:eastAsia="Avenir Next"/>
                 <w:b/>
                 <w:color w:val="003A70"/>
-                <w:sz w:val="20"/>
+                <w:sz w:val="22"/>
                 <w:szCs w:val="20"/>
               </w:rPr>
               <w:t xml:space="preserve">e.</w:t>
@@ -922,7 +926,7 @@
               <w:rPr>
                 <w:rFonts w:ascii="Avenir Next" w:hAnsi="Avenir Next" w:cs="Avenir Next" w:eastAsia="Avenir Next"/>
                 <w:color w:val="1A1A1A"/>
-                <w:sz w:val="20"/>
+                <w:sz w:val="22"/>
                 <w:szCs w:val="20"/>
               </w:rPr>
               <w:t xml:space="preserve">31.2 ÷ 6 =</w:t>
@@ -966,7 +970,7 @@
                 <w:rFonts w:ascii="Avenir Next" w:hAnsi="Avenir Next" w:cs="Avenir Next" w:eastAsia="Avenir Next"/>
                 <w:b/>
                 <w:color w:val="003A70"/>
-                <w:sz w:val="20"/>
+                <w:sz w:val="22"/>
                 <w:szCs w:val="20"/>
               </w:rPr>
               <w:t xml:space="preserve">f.</w:t>
@@ -984,7 +988,7 @@
               <w:rPr>
                 <w:rFonts w:ascii="Avenir Next" w:hAnsi="Avenir Next" w:cs="Avenir Next" w:eastAsia="Avenir Next"/>
                 <w:color w:val="1A1A1A"/>
-                <w:sz w:val="20"/>
+                <w:sz w:val="22"/>
                 <w:szCs w:val="20"/>
               </w:rPr>
               <w:t xml:space="preserve">9.3 ÷ 6 =</w:t>
@@ -1031,18 +1035,18 @@
           <w:rFonts w:ascii="Avenir Next" w:hAnsi="Avenir Next" w:cs="Avenir Next" w:eastAsia="Avenir Next"/>
           <w:b/>
           <w:color w:val="1A1A1A"/>
+          <w:sz w:val="22"/>
+          <w:szCs w:val="20"/>
+        </w:rPr>
+        <w:t xml:space="preserve">2.</w:t>
+      </w:r>
+      <w:r>
+        <w:rPr>
+          <w:rFonts w:ascii="Avenir Next" w:hAnsi="Avenir Next" w:cs="Avenir Next" w:eastAsia="Avenir Next"/>
+          <w:color w:val="1A1A1A"/>
           <w:sz w:val="20"/>
           <w:szCs w:val="20"/>
         </w:rPr>
-        <w:t xml:space="preserve">2.</w:t>
-      </w:r>
-      <w:r>
-        <w:rPr>
-          <w:rFonts w:ascii="Avenir Next" w:hAnsi="Avenir Next" w:cs="Avenir Next" w:eastAsia="Avenir Next"/>
-          <w:color w:val="1A1A1A"/>
-          <w:sz w:val="20"/>
-          <w:szCs w:val="20"/>
-        </w:rPr>
         <w:tab/>
       </w:r>
       <w:r>
@@ -1050,7 +1054,7 @@
           <w:rFonts w:ascii="Avenir Next" w:hAnsi="Avenir Next" w:cs="Avenir Next" w:eastAsia="Avenir Next"/>
           <w:b/>
           <w:color w:val="1A1A1A"/>
-          <w:sz w:val="20"/>
+          <w:sz w:val="22"/>
           <w:szCs w:val="20"/>
         </w:rPr>
         <w:t xml:space="preserve">Bulk Rice.  </w:t>
@@ -1059,7 +1063,7 @@
         <w:rPr>
           <w:rFonts w:ascii="Avenir Next" w:hAnsi="Avenir Next" w:cs="Avenir Next" w:eastAsia="Avenir Next"/>
           <w:color w:val="1A1A1A"/>
-          <w:sz w:val="20"/>
+          <w:sz w:val="22"/>
           <w:szCs w:val="20"/>
         </w:rPr>
         <w:t xml:space="preserve">A 12-pound bag of rice costs $16.80. What is the cost per pound?</w:t>
@@ -1136,25 +1140,25 @@
           <w:rFonts w:ascii="Avenir Next" w:hAnsi="Avenir Next" w:cs="Avenir Next" w:eastAsia="Avenir Next"/>
           <w:b/>
           <w:color w:val="1A1A1A"/>
+          <w:sz w:val="22"/>
+          <w:szCs w:val="18"/>
+        </w:rPr>
+        <w:t xml:space="preserve">Answer</w:t>
+      </w:r>
+      <w:r>
+        <w:rPr>
+          <w:rFonts w:ascii="Avenir Next" w:hAnsi="Avenir Next" w:cs="Avenir Next" w:eastAsia="Avenir Next"/>
+          <w:color w:val="1A1A1A"/>
           <w:sz w:val="18"/>
           <w:szCs w:val="18"/>
         </w:rPr>
-        <w:t xml:space="preserve">Answer</w:t>
-      </w:r>
-      <w:r>
-        <w:rPr>
-          <w:rFonts w:ascii="Avenir Next" w:hAnsi="Avenir Next" w:cs="Avenir Next" w:eastAsia="Avenir Next"/>
-          <w:color w:val="1A1A1A"/>
-          <w:sz w:val="18"/>
-          <w:szCs w:val="18"/>
-        </w:rPr>
         <w:tab/>
       </w:r>
       <w:r>
         <w:rPr>
           <w:rFonts w:ascii="Avenir Next" w:hAnsi="Avenir Next" w:cs="Avenir Next" w:eastAsia="Avenir Next"/>
           <w:color w:val="1A1A1A"/>
-          <w:sz w:val="18"/>
+          <w:sz w:val="22"/>
           <w:szCs w:val="18"/>
         </w:rPr>
         <w:t xml:space="preserve">  per pound</w:t>
@@ -1179,18 +1183,18 @@
           <w:rFonts w:ascii="Avenir Next" w:hAnsi="Avenir Next" w:cs="Avenir Next" w:eastAsia="Avenir Next"/>
           <w:b/>
           <w:color w:val="1A1A1A"/>
+          <w:sz w:val="22"/>
+          <w:szCs w:val="20"/>
+        </w:rPr>
+        <w:t xml:space="preserve">3.</w:t>
+      </w:r>
+      <w:r>
+        <w:rPr>
+          <w:rFonts w:ascii="Avenir Next" w:hAnsi="Avenir Next" w:cs="Avenir Next" w:eastAsia="Avenir Next"/>
+          <w:color w:val="1A1A1A"/>
           <w:sz w:val="20"/>
           <w:szCs w:val="20"/>
         </w:rPr>
-        <w:t xml:space="preserve">3.</w:t>
-      </w:r>
-      <w:r>
-        <w:rPr>
-          <w:rFonts w:ascii="Avenir Next" w:hAnsi="Avenir Next" w:cs="Avenir Next" w:eastAsia="Avenir Next"/>
-          <w:color w:val="1A1A1A"/>
-          <w:sz w:val="20"/>
-          <w:szCs w:val="20"/>
-        </w:rPr>
         <w:tab/>
       </w:r>
       <w:r>
@@ -1198,7 +1202,7 @@
           <w:rFonts w:ascii="Avenir Next" w:hAnsi="Avenir Next" w:cs="Avenir Next" w:eastAsia="Avenir Next"/>
           <w:b/>
           <w:color w:val="1A1A1A"/>
-          <w:sz w:val="20"/>
+          <w:sz w:val="22"/>
           <w:szCs w:val="20"/>
         </w:rPr>
         <w:t xml:space="preserve">Relay Race.  </w:t>
@@ -1207,7 +1211,7 @@
         <w:rPr>
           <w:rFonts w:ascii="Avenir Next" w:hAnsi="Avenir Next" w:cs="Avenir Next" w:eastAsia="Avenir Next"/>
           <w:color w:val="1A1A1A"/>
-          <w:sz w:val="20"/>
+          <w:sz w:val="22"/>
           <w:szCs w:val="20"/>
         </w:rPr>
         <w:t xml:space="preserve">8 runners split a 10.2-kilometer relay equally. How far does each runner go?</w:t>
@@ -1284,25 +1288,25 @@
           <w:rFonts w:ascii="Avenir Next" w:hAnsi="Avenir Next" w:cs="Avenir Next" w:eastAsia="Avenir Next"/>
           <w:b/>
           <w:color w:val="1A1A1A"/>
+          <w:sz w:val="22"/>
+          <w:szCs w:val="18"/>
+        </w:rPr>
+        <w:t xml:space="preserve">Answer</w:t>
+      </w:r>
+      <w:r>
+        <w:rPr>
+          <w:rFonts w:ascii="Avenir Next" w:hAnsi="Avenir Next" w:cs="Avenir Next" w:eastAsia="Avenir Next"/>
+          <w:color w:val="1A1A1A"/>
           <w:sz w:val="18"/>
           <w:szCs w:val="18"/>
         </w:rPr>
-        <w:t xml:space="preserve">Answer</w:t>
-      </w:r>
-      <w:r>
-        <w:rPr>
-          <w:rFonts w:ascii="Avenir Next" w:hAnsi="Avenir Next" w:cs="Avenir Next" w:eastAsia="Avenir Next"/>
-          <w:color w:val="1A1A1A"/>
-          <w:sz w:val="18"/>
-          <w:szCs w:val="18"/>
-        </w:rPr>
         <w:tab/>
       </w:r>
       <w:r>
         <w:rPr>
           <w:rFonts w:ascii="Avenir Next" w:hAnsi="Avenir Next" w:cs="Avenir Next" w:eastAsia="Avenir Next"/>
           <w:color w:val="1A1A1A"/>
-          <w:sz w:val="18"/>
+          <w:sz w:val="22"/>
           <w:szCs w:val="18"/>
         </w:rPr>
         <w:t xml:space="preserve">  km</w:t>
@@ -1327,18 +1331,18 @@
           <w:rFonts w:ascii="Avenir Next" w:hAnsi="Avenir Next" w:cs="Avenir Next" w:eastAsia="Avenir Next"/>
           <w:b/>
           <w:color w:val="1A1A1A"/>
+          <w:sz w:val="22"/>
+          <w:szCs w:val="20"/>
+        </w:rPr>
+        <w:t xml:space="preserve">4.</w:t>
+      </w:r>
+      <w:r>
+        <w:rPr>
+          <w:rFonts w:ascii="Avenir Next" w:hAnsi="Avenir Next" w:cs="Avenir Next" w:eastAsia="Avenir Next"/>
+          <w:color w:val="1A1A1A"/>
           <w:sz w:val="20"/>
           <w:szCs w:val="20"/>
         </w:rPr>
-        <w:t xml:space="preserve">4.</w:t>
-      </w:r>
-      <w:r>
-        <w:rPr>
-          <w:rFonts w:ascii="Avenir Next" w:hAnsi="Avenir Next" w:cs="Avenir Next" w:eastAsia="Avenir Next"/>
-          <w:color w:val="1A1A1A"/>
-          <w:sz w:val="20"/>
-          <w:szCs w:val="20"/>
-        </w:rPr>
         <w:tab/>
       </w:r>
       <w:r>
@@ -1346,7 +1350,7 @@
           <w:rFonts w:ascii="Avenir Next" w:hAnsi="Avenir Next" w:cs="Avenir Next" w:eastAsia="Avenir Next"/>
           <w:b/>
           <w:color w:val="1A1A1A"/>
-          <w:sz w:val="20"/>
+          <w:sz w:val="22"/>
           <w:szCs w:val="20"/>
         </w:rPr>
         <w:t xml:space="preserve">Better Buy.  </w:t>
@@ -1355,7 +1359,7 @@
         <w:rPr>
           <w:rFonts w:ascii="Avenir Next" w:hAnsi="Avenir Next" w:cs="Avenir Next" w:eastAsia="Avenir Next"/>
           <w:color w:val="1A1A1A"/>
-          <w:sz w:val="20"/>
+          <w:sz w:val="22"/>
           <w:szCs w:val="20"/>
         </w:rPr>
         <w:t xml:space="preserve">Store A sells 4 cans of beans for $3.56. Store B sells 6 cans for $5.10.</w:t>
@@ -1411,7 +1415,7 @@
                 <w:rFonts w:ascii="Avenir Next" w:hAnsi="Avenir Next" w:cs="Avenir Next" w:eastAsia="Avenir Next"/>
                 <w:b/>
                 <w:color w:val="003A70"/>
-                <w:sz w:val="20"/>
+                <w:sz w:val="22"/>
                 <w:szCs w:val="20"/>
               </w:rPr>
               <w:t xml:space="preserve">a.</w:t>
@@ -1429,7 +1433,7 @@
               <w:rPr>
                 <w:rFonts w:ascii="Avenir Next" w:hAnsi="Avenir Next" w:cs="Avenir Next" w:eastAsia="Avenir Next"/>
                 <w:color w:val="1A1A1A"/>
-                <w:sz w:val="20"/>
+                <w:sz w:val="22"/>
                 <w:szCs w:val="20"/>
               </w:rPr>
               <w:t xml:space="preserve">A, per can: $</w:t>
@@ -1473,7 +1477,7 @@
                 <w:rFonts w:ascii="Avenir Next" w:hAnsi="Avenir Next" w:cs="Avenir Next" w:eastAsia="Avenir Next"/>
                 <w:b/>
                 <w:color w:val="003A70"/>
-                <w:sz w:val="20"/>
+                <w:sz w:val="22"/>
                 <w:szCs w:val="20"/>
               </w:rPr>
               <w:t xml:space="preserve">b.</w:t>
@@ -1491,7 +1495,7 @@
               <w:rPr>
                 <w:rFonts w:ascii="Avenir Next" w:hAnsi="Avenir Next" w:cs="Avenir Next" w:eastAsia="Avenir Next"/>
                 <w:color w:val="1A1A1A"/>
-                <w:sz w:val="20"/>
+                <w:sz w:val="22"/>
                 <w:szCs w:val="20"/>
               </w:rPr>
               <w:t xml:space="preserve">B, per can: $</w:t>
@@ -1535,7 +1539,7 @@
                 <w:rFonts w:ascii="Avenir Next" w:hAnsi="Avenir Next" w:cs="Avenir Next" w:eastAsia="Avenir Next"/>
                 <w:b/>
                 <w:color w:val="003A70"/>
-                <w:sz w:val="20"/>
+                <w:sz w:val="22"/>
                 <w:szCs w:val="20"/>
               </w:rPr>
               <w:t xml:space="preserve">c.</w:t>
@@ -1553,7 +1557,7 @@
               <w:rPr>
                 <w:rFonts w:ascii="Avenir Next" w:hAnsi="Avenir Next" w:cs="Avenir Next" w:eastAsia="Avenir Next"/>
                 <w:color w:val="1A1A1A"/>
-                <w:sz w:val="20"/>
+                <w:sz w:val="22"/>
                 <w:szCs w:val="20"/>
               </w:rPr>
               <w:t xml:space="preserve">Better buy:</w:t>
@@ -1600,18 +1604,18 @@
           <w:rFonts w:ascii="Avenir Next" w:hAnsi="Avenir Next" w:cs="Avenir Next" w:eastAsia="Avenir Next"/>
           <w:b/>
           <w:color w:val="1A1A1A"/>
+          <w:sz w:val="22"/>
+          <w:szCs w:val="20"/>
+        </w:rPr>
+        <w:t xml:space="preserve">5.</w:t>
+      </w:r>
+      <w:r>
+        <w:rPr>
+          <w:rFonts w:ascii="Avenir Next" w:hAnsi="Avenir Next" w:cs="Avenir Next" w:eastAsia="Avenir Next"/>
+          <w:color w:val="1A1A1A"/>
           <w:sz w:val="20"/>
           <w:szCs w:val="20"/>
         </w:rPr>
-        <w:t xml:space="preserve">5.</w:t>
-      </w:r>
-      <w:r>
-        <w:rPr>
-          <w:rFonts w:ascii="Avenir Next" w:hAnsi="Avenir Next" w:cs="Avenir Next" w:eastAsia="Avenir Next"/>
-          <w:color w:val="1A1A1A"/>
-          <w:sz w:val="20"/>
-          <w:szCs w:val="20"/>
-        </w:rPr>
         <w:tab/>
       </w:r>
       <w:r>
@@ -1619,7 +1623,7 @@
           <w:rFonts w:ascii="Avenir Next" w:hAnsi="Avenir Next" w:cs="Avenir Next" w:eastAsia="Avenir Next"/>
           <w:b/>
           <w:color w:val="1A1A1A"/>
-          <w:sz w:val="20"/>
+          <w:sz w:val="22"/>
           <w:szCs w:val="20"/>
         </w:rPr>
         <w:t xml:space="preserve">Find the Error.  </w:t>
@@ -1628,7 +1632,7 @@
         <w:rPr>
           <w:rFonts w:ascii="Avenir Next" w:hAnsi="Avenir Next" w:cs="Avenir Next" w:eastAsia="Avenir Next"/>
           <w:color w:val="1A1A1A"/>
-          <w:sz w:val="20"/>
+          <w:sz w:val="22"/>
           <w:szCs w:val="20"/>
         </w:rPr>
         <w:t xml:space="preserve">Marcus wrote 4.35 ÷ 5 = 8.7. Use an estimate to explain his mistake. Then give the correct quotient.</w:t>
@@ -1749,6 +1753,7 @@
           </w:tcPr>
           <w:p>
             <w:pPr>
+              <w:pStyle w:val="Heading2"/>
               <w:spacing w:before="0" w:after="0" w:line="240" w:lineRule="auto"/>
             </w:pPr>
             <w:r>
@@ -1786,7 +1791,7 @@
               <w:rPr>
                 <w:rFonts w:ascii="Avenir Next" w:hAnsi="Avenir Next" w:cs="Avenir Next" w:eastAsia="Avenir Next"/>
                 <w:color w:val="1A1A1A"/>
-                <w:sz w:val="17"/>
+                <w:sz w:val="22"/>
                 <w:szCs w:val="17"/>
               </w:rPr>
               <w:t xml:space="preserve">  I can do this on my own</w:t>
@@ -1815,7 +1820,7 @@
               <w:rPr>
                 <w:rFonts w:ascii="Avenir Next" w:hAnsi="Avenir Next" w:cs="Avenir Next" w:eastAsia="Avenir Next"/>
                 <w:color w:val="1A1A1A"/>
-                <w:sz w:val="17"/>
+                <w:sz w:val="22"/>
                 <w:szCs w:val="17"/>
               </w:rPr>
               <w:t xml:space="preserve">  I need a little help</w:t>
@@ -1844,7 +1849,7 @@
               <w:rPr>
                 <w:rFonts w:ascii="Avenir Next" w:hAnsi="Avenir Next" w:cs="Avenir Next" w:eastAsia="Avenir Next"/>
                 <w:color w:val="1A1A1A"/>
-                <w:sz w:val="17"/>
+                <w:sz w:val="22"/>
                 <w:szCs w:val="17"/>
               </w:rPr>
               <w:t xml:space="preserve">  I have a question about #</w:t>
@@ -1882,7 +1887,7 @@
         <w:rPr>
           <w:rFonts w:ascii="Avenir Next" w:hAnsi="Avenir Next" w:cs="Avenir Next" w:eastAsia="Avenir Next"/>
           <w:color w:val="5A5F66"/>
-          <w:sz w:val="17"/>
+          <w:sz w:val="22"/>
           <w:szCs w:val="17"/>
         </w:rPr>
         <w:t xml:space="preserve">At the store, find a pack of several items. Divide the price by the number of items to find the cost of one.</w:t>
@@ -1902,10 +1907,28 @@
         <w:rPr>
           <w:rFonts w:ascii="Avenir Next" w:hAnsi="Avenir Next" w:cs="Avenir Next" w:eastAsia="Avenir Next"/>
           <w:color w:val="1A1A1A"/>
+          <w:sz w:val="22"/>
+          <w:szCs w:val="20"/>
+        </w:rPr>
+        <w:t xml:space="preserve">Name</w:t>
+      </w:r>
+      <w:r>
+        <w:rPr>
+          <w:rFonts w:ascii="Avenir Next" w:hAnsi="Avenir Next" w:cs="Avenir Next" w:eastAsia="Avenir Next"/>
+          <w:color w:val="1A1A1A"/>
           <w:sz w:val="20"/>
           <w:szCs w:val="20"/>
         </w:rPr>
-        <w:t xml:space="preserve">Name</w:t>
+        <w:tab/>
+      </w:r>
+      <w:r>
+        <w:rPr>
+          <w:rFonts w:ascii="Avenir Next" w:hAnsi="Avenir Next" w:cs="Avenir Next" w:eastAsia="Avenir Next"/>
+          <w:color w:val="1A1A1A"/>
+          <w:sz w:val="22"/>
+          <w:szCs w:val="20"/>
+        </w:rPr>
+        <w:t xml:space="preserve">   Date</w:t>
       </w:r>
       <w:r>
         <w:rPr>
@@ -1920,25 +1943,7 @@
         <w:rPr>
           <w:rFonts w:ascii="Avenir Next" w:hAnsi="Avenir Next" w:cs="Avenir Next" w:eastAsia="Avenir Next"/>
           <w:color w:val="1A1A1A"/>
-          <w:sz w:val="20"/>
-          <w:szCs w:val="20"/>
-        </w:rPr>
-        <w:t xml:space="preserve">   Date</w:t>
-      </w:r>
-      <w:r>
-        <w:rPr>
-          <w:rFonts w:ascii="Avenir Next" w:hAnsi="Avenir Next" w:cs="Avenir Next" w:eastAsia="Avenir Next"/>
-          <w:color w:val="1A1A1A"/>
-          <w:sz w:val="20"/>
-          <w:szCs w:val="20"/>
-        </w:rPr>
-        <w:tab/>
-      </w:r>
-      <w:r>
-        <w:rPr>
-          <w:rFonts w:ascii="Avenir Next" w:hAnsi="Avenir Next" w:cs="Avenir Next" w:eastAsia="Avenir Next"/>
-          <w:color w:val="1A1A1A"/>
-          <w:sz w:val="20"/>
+          <w:sz w:val="22"/>
           <w:szCs w:val="20"/>
         </w:rPr>
         <w:t xml:space="preserve">   Period</w:t>
@@ -1965,7 +1970,7 @@
           <w:caps/>
           <w:color w:val="003A70"/>
           <w:spacing w:val="12"/>
-          <w:sz w:val="19"/>
+          <w:sz w:val="22"/>
           <w:szCs w:val="19"/>
         </w:rPr>
         <w:t xml:space="preserve">Lesson 2-7  ·  Homework Packet  ·  Sheet 2 of 2</w:t>
@@ -1973,6 +1978,7 @@
     </w:p>
     <w:p>
       <w:pPr>
+        <w:pStyle w:val="Heading1"/>
         <w:keepNext/>
         <w:spacing w:before="0" w:after="0" w:line="240" w:lineRule="auto"/>
       </w:pPr>
@@ -1998,7 +2004,7 @@
         <w:rPr>
           <w:rFonts w:ascii="Avenir Next" w:hAnsi="Avenir Next" w:cs="Avenir Next" w:eastAsia="Avenir Next"/>
           <w:color w:val="5A5F66"/>
-          <w:sz w:val="17"/>
+          <w:sz w:val="22"/>
           <w:szCs w:val="17"/>
         </w:rPr>
         <w:t xml:space="preserve">Maryland Standard 6.NS.B.3   ·   Learning target — I can divide by a decimal by making the divisor a whole number first.</w:t>
@@ -2045,6 +2051,7 @@
           </w:tcPr>
           <w:p>
             <w:pPr>
+              <w:pStyle w:val="Heading2"/>
               <w:spacing w:before="0" w:after="0" w:line="240" w:lineRule="auto"/>
             </w:pPr>
             <w:r>
@@ -2072,63 +2079,63 @@
                 <w:rFonts w:ascii="Avenir Next" w:hAnsi="Avenir Next" w:cs="Avenir Next" w:eastAsia="Avenir Next"/>
                 <w:b/>
                 <w:color w:val="003A70"/>
+                <w:sz w:val="22"/>
+                <w:szCs w:val="18"/>
+              </w:rPr>
+              <w:t xml:space="preserve">•</w:t>
+            </w:r>
+            <w:r>
+              <w:rPr>
+                <w:rFonts w:ascii="Avenir Next" w:hAnsi="Avenir Next" w:cs="Avenir Next" w:eastAsia="Avenir Next"/>
+                <w:color w:val="1A1A1A"/>
                 <w:sz w:val="18"/>
                 <w:szCs w:val="18"/>
               </w:rPr>
-              <w:t xml:space="preserve">•</w:t>
-            </w:r>
-            <w:r>
-              <w:rPr>
-                <w:rFonts w:ascii="Avenir Next" w:hAnsi="Avenir Next" w:cs="Avenir Next" w:eastAsia="Avenir Next"/>
-                <w:color w:val="1A1A1A"/>
-                <w:sz w:val="18"/>
+              <w:tab/>
+            </w:r>
+            <w:r>
+              <w:rPr>
+                <w:rFonts w:ascii="Avenir Next" w:hAnsi="Avenir Next" w:cs="Avenir Next" w:eastAsia="Avenir Next"/>
+                <w:color w:val="1A1A1A"/>
+                <w:sz w:val="22"/>
                 <w:szCs w:val="18"/>
               </w:rPr>
-              <w:tab/>
-            </w:r>
-            <w:r>
-              <w:rPr>
-                <w:rFonts w:ascii="Avenir Next" w:hAnsi="Avenir Next" w:cs="Avenir Next" w:eastAsia="Avenir Next"/>
-                <w:color w:val="1A1A1A"/>
-                <w:sz w:val="18"/>
+              <w:t xml:space="preserve">Make the divisor whole: move </w:t>
+            </w:r>
+            <w:r>
+              <w:rPr>
+                <w:rFonts w:ascii="Avenir Next" w:hAnsi="Avenir Next" w:cs="Avenir Next" w:eastAsia="Avenir Next"/>
+                <w:b/>
+                <w:color w:val="1A1A1A"/>
+                <w:sz w:val="22"/>
                 <w:szCs w:val="18"/>
               </w:rPr>
-              <w:t xml:space="preserve">Make the divisor whole: move </w:t>
-            </w:r>
-            <w:r>
-              <w:rPr>
-                <w:rFonts w:ascii="Avenir Next" w:hAnsi="Avenir Next" w:cs="Avenir Next" w:eastAsia="Avenir Next"/>
-                <w:b/>
-                <w:color w:val="1A1A1A"/>
-                <w:sz w:val="18"/>
+              <w:t xml:space="preserve">both</w:t>
+            </w:r>
+            <w:r>
+              <w:rPr>
+                <w:rFonts w:ascii="Avenir Next" w:hAnsi="Avenir Next" w:cs="Avenir Next" w:eastAsia="Avenir Next"/>
+                <w:color w:val="1A1A1A"/>
+                <w:sz w:val="22"/>
                 <w:szCs w:val="18"/>
               </w:rPr>
-              <w:t xml:space="preserve">both</w:t>
-            </w:r>
-            <w:r>
-              <w:rPr>
-                <w:rFonts w:ascii="Avenir Next" w:hAnsi="Avenir Next" w:cs="Avenir Next" w:eastAsia="Avenir Next"/>
-                <w:color w:val="1A1A1A"/>
-                <w:sz w:val="18"/>
+              <w:t xml:space="preserve"> decimal points the </w:t>
+            </w:r>
+            <w:r>
+              <w:rPr>
+                <w:rFonts w:ascii="Avenir Next" w:hAnsi="Avenir Next" w:cs="Avenir Next" w:eastAsia="Avenir Next"/>
+                <w:b/>
+                <w:color w:val="1A1A1A"/>
+                <w:sz w:val="22"/>
                 <w:szCs w:val="18"/>
               </w:rPr>
-              <w:t xml:space="preserve"> decimal points the </w:t>
-            </w:r>
-            <w:r>
-              <w:rPr>
-                <w:rFonts w:ascii="Avenir Next" w:hAnsi="Avenir Next" w:cs="Avenir Next" w:eastAsia="Avenir Next"/>
-                <w:b/>
-                <w:color w:val="1A1A1A"/>
-                <w:sz w:val="18"/>
-                <w:szCs w:val="18"/>
-              </w:rPr>
               <w:t xml:space="preserve">same</w:t>
             </w:r>
             <w:r>
               <w:rPr>
                 <w:rFonts w:ascii="Avenir Next" w:hAnsi="Avenir Next" w:cs="Avenir Next" w:eastAsia="Avenir Next"/>
                 <w:color w:val="1A1A1A"/>
-                <w:sz w:val="18"/>
+                <w:sz w:val="22"/>
                 <w:szCs w:val="18"/>
               </w:rPr>
               <w:t xml:space="preserve"> number of places right. The quotient does not change: 4.8 ÷ 0.6 = 48 ÷ 6.</w:t>
@@ -2147,44 +2154,44 @@
                 <w:rFonts w:ascii="Avenir Next" w:hAnsi="Avenir Next" w:cs="Avenir Next" w:eastAsia="Avenir Next"/>
                 <w:b/>
                 <w:color w:val="003A70"/>
+                <w:sz w:val="22"/>
+                <w:szCs w:val="18"/>
+              </w:rPr>
+              <w:t xml:space="preserve">•</w:t>
+            </w:r>
+            <w:r>
+              <w:rPr>
+                <w:rFonts w:ascii="Avenir Next" w:hAnsi="Avenir Next" w:cs="Avenir Next" w:eastAsia="Avenir Next"/>
+                <w:color w:val="1A1A1A"/>
                 <w:sz w:val="18"/>
                 <w:szCs w:val="18"/>
               </w:rPr>
-              <w:t xml:space="preserve">•</w:t>
-            </w:r>
-            <w:r>
-              <w:rPr>
-                <w:rFonts w:ascii="Avenir Next" w:hAnsi="Avenir Next" w:cs="Avenir Next" w:eastAsia="Avenir Next"/>
-                <w:color w:val="1A1A1A"/>
-                <w:sz w:val="18"/>
+              <w:tab/>
+            </w:r>
+            <w:r>
+              <w:rPr>
+                <w:rFonts w:ascii="Avenir Next" w:hAnsi="Avenir Next" w:cs="Avenir Next" w:eastAsia="Avenir Next"/>
+                <w:color w:val="1A1A1A"/>
+                <w:sz w:val="22"/>
                 <w:szCs w:val="18"/>
               </w:rPr>
-              <w:tab/>
-            </w:r>
-            <w:r>
-              <w:rPr>
-                <w:rFonts w:ascii="Avenir Next" w:hAnsi="Avenir Next" w:cs="Avenir Next" w:eastAsia="Avenir Next"/>
-                <w:color w:val="1A1A1A"/>
-                <w:sz w:val="18"/>
+              <w:t xml:space="preserve">Annex zeros in the dividend if needed. Dividing by a number less than 1 gives a quotient </w:t>
+            </w:r>
+            <w:r>
+              <w:rPr>
+                <w:rFonts w:ascii="Avenir Next" w:hAnsi="Avenir Next" w:cs="Avenir Next" w:eastAsia="Avenir Next"/>
+                <w:b/>
+                <w:color w:val="1A1A1A"/>
+                <w:sz w:val="22"/>
                 <w:szCs w:val="18"/>
               </w:rPr>
-              <w:t xml:space="preserve">Annex zeros in the dividend if needed. Dividing by a number less than 1 gives a quotient </w:t>
-            </w:r>
-            <w:r>
-              <w:rPr>
-                <w:rFonts w:ascii="Avenir Next" w:hAnsi="Avenir Next" w:cs="Avenir Next" w:eastAsia="Avenir Next"/>
-                <w:b/>
-                <w:color w:val="1A1A1A"/>
-                <w:sz w:val="18"/>
-                <w:szCs w:val="18"/>
-              </w:rPr>
               <w:t xml:space="preserve">greater</w:t>
             </w:r>
             <w:r>
               <w:rPr>
                 <w:rFonts w:ascii="Avenir Next" w:hAnsi="Avenir Next" w:cs="Avenir Next" w:eastAsia="Avenir Next"/>
                 <w:color w:val="1A1A1A"/>
-                <w:sz w:val="18"/>
+                <w:sz w:val="22"/>
                 <w:szCs w:val="18"/>
               </w:rPr>
               <w:t xml:space="preserve"> than the dividend.</w:t>
@@ -2199,6 +2206,7 @@
           </w:tcPr>
           <w:p>
             <w:pPr>
+              <w:pStyle w:val="Heading2"/>
               <w:spacing w:before="0" w:after="0" w:line="240" w:lineRule="auto"/>
             </w:pPr>
             <w:r>
@@ -2221,7 +2229,7 @@
               <w:rPr>
                 <w:rFonts w:ascii="Avenir Next" w:hAnsi="Avenir Next" w:cs="Avenir Next" w:eastAsia="Avenir Next"/>
                 <w:color w:val="1A1A1A"/>
-                <w:sz w:val="17"/>
+                <w:sz w:val="22"/>
                 <w:szCs w:val="17"/>
               </w:rPr>
               <w:t xml:space="preserve">How many 0.15-liter cups can be filled from 4.5 liters of juice?</w:t>
@@ -2240,25 +2248,25 @@
                 <w:rFonts w:ascii="Avenir Next" w:hAnsi="Avenir Next" w:cs="Avenir Next" w:eastAsia="Avenir Next"/>
                 <w:b/>
                 <w:color w:val="003A70"/>
+                <w:sz w:val="22"/>
+                <w:szCs w:val="17"/>
+              </w:rPr>
+              <w:t xml:space="preserve">Step 1</w:t>
+            </w:r>
+            <w:r>
+              <w:rPr>
+                <w:rFonts w:ascii="Avenir Next" w:hAnsi="Avenir Next" w:cs="Avenir Next" w:eastAsia="Avenir Next"/>
+                <w:color w:val="1A1A1A"/>
                 <w:sz w:val="17"/>
                 <w:szCs w:val="17"/>
               </w:rPr>
-              <w:t xml:space="preserve">Step 1</w:t>
-            </w:r>
-            <w:r>
-              <w:rPr>
-                <w:rFonts w:ascii="Avenir Next" w:hAnsi="Avenir Next" w:cs="Avenir Next" w:eastAsia="Avenir Next"/>
-                <w:color w:val="1A1A1A"/>
-                <w:sz w:val="17"/>
-                <w:szCs w:val="17"/>
-              </w:rPr>
               <w:tab/>
             </w:r>
             <w:r>
               <w:rPr>
                 <w:rFonts w:ascii="Avenir Next" w:hAnsi="Avenir Next" w:cs="Avenir Next" w:eastAsia="Avenir Next"/>
                 <w:color w:val="1A1A1A"/>
-                <w:sz w:val="17"/>
+                <w:sz w:val="22"/>
                 <w:szCs w:val="17"/>
               </w:rPr>
               <w:t xml:space="preserve">Make 0.15 whole: 0.15 × 100 = 15.</w:t>
@@ -2277,25 +2285,25 @@
                 <w:rFonts w:ascii="Avenir Next" w:hAnsi="Avenir Next" w:cs="Avenir Next" w:eastAsia="Avenir Next"/>
                 <w:b/>
                 <w:color w:val="003A70"/>
+                <w:sz w:val="22"/>
+                <w:szCs w:val="17"/>
+              </w:rPr>
+              <w:t xml:space="preserve">Step 2</w:t>
+            </w:r>
+            <w:r>
+              <w:rPr>
+                <w:rFonts w:ascii="Avenir Next" w:hAnsi="Avenir Next" w:cs="Avenir Next" w:eastAsia="Avenir Next"/>
+                <w:color w:val="1A1A1A"/>
                 <w:sz w:val="17"/>
                 <w:szCs w:val="17"/>
               </w:rPr>
-              <w:t xml:space="preserve">Step 2</w:t>
-            </w:r>
-            <w:r>
-              <w:rPr>
-                <w:rFonts w:ascii="Avenir Next" w:hAnsi="Avenir Next" w:cs="Avenir Next" w:eastAsia="Avenir Next"/>
-                <w:color w:val="1A1A1A"/>
-                <w:sz w:val="17"/>
-                <w:szCs w:val="17"/>
-              </w:rPr>
               <w:tab/>
             </w:r>
             <w:r>
               <w:rPr>
                 <w:rFonts w:ascii="Avenir Next" w:hAnsi="Avenir Next" w:cs="Avenir Next" w:eastAsia="Avenir Next"/>
                 <w:color w:val="1A1A1A"/>
-                <w:sz w:val="17"/>
+                <w:sz w:val="22"/>
                 <w:szCs w:val="17"/>
               </w:rPr>
               <w:t xml:space="preserve">Do the same to 4.5: 4.5 × 100 = 450.</w:t>
@@ -2314,25 +2322,25 @@
                 <w:rFonts w:ascii="Avenir Next" w:hAnsi="Avenir Next" w:cs="Avenir Next" w:eastAsia="Avenir Next"/>
                 <w:b/>
                 <w:color w:val="003A70"/>
+                <w:sz w:val="22"/>
+                <w:szCs w:val="17"/>
+              </w:rPr>
+              <w:t xml:space="preserve">Step 3</w:t>
+            </w:r>
+            <w:r>
+              <w:rPr>
+                <w:rFonts w:ascii="Avenir Next" w:hAnsi="Avenir Next" w:cs="Avenir Next" w:eastAsia="Avenir Next"/>
+                <w:color w:val="1A1A1A"/>
                 <w:sz w:val="17"/>
                 <w:szCs w:val="17"/>
               </w:rPr>
-              <w:t xml:space="preserve">Step 3</w:t>
-            </w:r>
-            <w:r>
-              <w:rPr>
-                <w:rFonts w:ascii="Avenir Next" w:hAnsi="Avenir Next" w:cs="Avenir Next" w:eastAsia="Avenir Next"/>
-                <w:color w:val="1A1A1A"/>
-                <w:sz w:val="17"/>
-                <w:szCs w:val="17"/>
-              </w:rPr>
               <w:tab/>
             </w:r>
             <w:r>
               <w:rPr>
                 <w:rFonts w:ascii="Avenir Next" w:hAnsi="Avenir Next" w:cs="Avenir Next" w:eastAsia="Avenir Next"/>
                 <w:color w:val="1A1A1A"/>
-                <w:sz w:val="17"/>
+                <w:sz w:val="22"/>
                 <w:szCs w:val="17"/>
               </w:rPr>
               <w:t xml:space="preserve">450 ÷ 15 = 30. Check: 30 × 0.15 = 4.5</w:t>
@@ -2351,18 +2359,18 @@
                 <w:rFonts w:ascii="Avenir Next" w:hAnsi="Avenir Next" w:cs="Avenir Next" w:eastAsia="Avenir Next"/>
                 <w:b/>
                 <w:color w:val="1A1A1A"/>
+                <w:sz w:val="22"/>
+                <w:szCs w:val="17"/>
+              </w:rPr>
+              <w:t xml:space="preserve">Answer</w:t>
+            </w:r>
+            <w:r>
+              <w:rPr>
+                <w:rFonts w:ascii="Avenir Next" w:hAnsi="Avenir Next" w:cs="Avenir Next" w:eastAsia="Avenir Next"/>
+                <w:color w:val="1A1A1A"/>
                 <w:sz w:val="17"/>
                 <w:szCs w:val="17"/>
               </w:rPr>
-              <w:t xml:space="preserve">Answer</w:t>
-            </w:r>
-            <w:r>
-              <w:rPr>
-                <w:rFonts w:ascii="Avenir Next" w:hAnsi="Avenir Next" w:cs="Avenir Next" w:eastAsia="Avenir Next"/>
-                <w:color w:val="1A1A1A"/>
-                <w:sz w:val="17"/>
-                <w:szCs w:val="17"/>
-              </w:rPr>
               <w:tab/>
             </w:r>
             <w:r>
@@ -2370,7 +2378,7 @@
                 <w:rFonts w:ascii="Avenir Next" w:hAnsi="Avenir Next" w:cs="Avenir Next" w:eastAsia="Avenir Next"/>
                 <w:b/>
                 <w:color w:val="1A1A1A"/>
-                <w:sz w:val="17"/>
+                <w:sz w:val="22"/>
                 <w:szCs w:val="17"/>
               </w:rPr>
               <w:t xml:space="preserve">30 cups</w:t>
@@ -2381,6 +2389,7 @@
     </w:tbl>
     <w:p>
       <w:pPr>
+        <w:pStyle w:val="Heading2"/>
         <w:keepNext/>
         <w:pBdr>
           <w:bottom w:val="single" w:sz="8" w:space="3" w:color="003A70"/>
@@ -2396,7 +2405,7 @@
           <w:b/>
           <w:color w:val="003A70"/>
           <w:spacing w:val="14"/>
-          <w:sz w:val="19"/>
+          <w:sz w:val="22"/>
           <w:szCs w:val="19"/>
         </w:rPr>
         <w:t xml:space="preserve">PRACTICE</w:t>
@@ -2415,7 +2424,7 @@
           <w:rFonts w:ascii="Avenir Next" w:hAnsi="Avenir Next" w:cs="Avenir Next" w:eastAsia="Avenir Next"/>
           <w:i/>
           <w:color w:val="5A5F66"/>
-          <w:sz w:val="17"/>
+          <w:sz w:val="22"/>
           <w:szCs w:val="17"/>
         </w:rPr>
         <w:t xml:space="preserve">show your work · label units</w:t>
@@ -2435,25 +2444,25 @@
           <w:rFonts w:ascii="Avenir Next" w:hAnsi="Avenir Next" w:cs="Avenir Next" w:eastAsia="Avenir Next"/>
           <w:b/>
           <w:color w:val="1A1A1A"/>
+          <w:sz w:val="22"/>
+          <w:szCs w:val="20"/>
+        </w:rPr>
+        <w:t xml:space="preserve">1.</w:t>
+      </w:r>
+      <w:r>
+        <w:rPr>
+          <w:rFonts w:ascii="Avenir Next" w:hAnsi="Avenir Next" w:cs="Avenir Next" w:eastAsia="Avenir Next"/>
+          <w:color w:val="1A1A1A"/>
           <w:sz w:val="20"/>
           <w:szCs w:val="20"/>
         </w:rPr>
-        <w:t xml:space="preserve">1.</w:t>
-      </w:r>
-      <w:r>
-        <w:rPr>
-          <w:rFonts w:ascii="Avenir Next" w:hAnsi="Avenir Next" w:cs="Avenir Next" w:eastAsia="Avenir Next"/>
-          <w:color w:val="1A1A1A"/>
-          <w:sz w:val="20"/>
-          <w:szCs w:val="20"/>
-        </w:rPr>
         <w:tab/>
       </w:r>
       <w:r>
         <w:rPr>
           <w:rFonts w:ascii="Avenir Next" w:hAnsi="Avenir Next" w:cs="Avenir Next" w:eastAsia="Avenir Next"/>
           <w:color w:val="1A1A1A"/>
-          <w:sz w:val="20"/>
+          <w:sz w:val="22"/>
           <w:szCs w:val="20"/>
         </w:rPr>
         <w:t xml:space="preserve">Rewrite with a whole-number divisor. Then divide.</w:t>
@@ -2509,7 +2518,7 @@
                 <w:rFonts w:ascii="Avenir Next" w:hAnsi="Avenir Next" w:cs="Avenir Next" w:eastAsia="Avenir Next"/>
                 <w:b/>
                 <w:color w:val="003A70"/>
-                <w:sz w:val="20"/>
+                <w:sz w:val="22"/>
                 <w:szCs w:val="20"/>
               </w:rPr>
               <w:t xml:space="preserve">a.</w:t>
@@ -2527,7 +2536,7 @@
               <w:rPr>
                 <w:rFonts w:ascii="Avenir Next" w:hAnsi="Avenir Next" w:cs="Avenir Next" w:eastAsia="Avenir Next"/>
                 <w:color w:val="1A1A1A"/>
-                <w:sz w:val="20"/>
+                <w:sz w:val="22"/>
                 <w:szCs w:val="20"/>
               </w:rPr>
               <w:t xml:space="preserve">4.8 ÷ 0.6 =</w:t>
@@ -2571,7 +2580,7 @@
                 <w:rFonts w:ascii="Avenir Next" w:hAnsi="Avenir Next" w:cs="Avenir Next" w:eastAsia="Avenir Next"/>
                 <w:b/>
                 <w:color w:val="003A70"/>
-                <w:sz w:val="20"/>
+                <w:sz w:val="22"/>
                 <w:szCs w:val="20"/>
               </w:rPr>
               <w:t xml:space="preserve">b.</w:t>
@@ -2589,7 +2598,7 @@
               <w:rPr>
                 <w:rFonts w:ascii="Avenir Next" w:hAnsi="Avenir Next" w:cs="Avenir Next" w:eastAsia="Avenir Next"/>
                 <w:color w:val="1A1A1A"/>
-                <w:sz w:val="20"/>
+                <w:sz w:val="22"/>
                 <w:szCs w:val="20"/>
               </w:rPr>
               <w:t xml:space="preserve">2.75 ÷ 0.5 =</w:t>
@@ -2633,7 +2642,7 @@
                 <w:rFonts w:ascii="Avenir Next" w:hAnsi="Avenir Next" w:cs="Avenir Next" w:eastAsia="Avenir Next"/>
                 <w:b/>
                 <w:color w:val="003A70"/>
-                <w:sz w:val="20"/>
+                <w:sz w:val="22"/>
                 <w:szCs w:val="20"/>
               </w:rPr>
               <w:t xml:space="preserve">c.</w:t>
@@ -2651,7 +2660,7 @@
               <w:rPr>
                 <w:rFonts w:ascii="Avenir Next" w:hAnsi="Avenir Next" w:cs="Avenir Next" w:eastAsia="Avenir Next"/>
                 <w:color w:val="1A1A1A"/>
-                <w:sz w:val="20"/>
+                <w:sz w:val="22"/>
                 <w:szCs w:val="20"/>
               </w:rPr>
               <w:t xml:space="preserve">0.96 ÷ 0.12 =</w:t>
@@ -2701,7 +2710,7 @@
                 <w:rFonts w:ascii="Avenir Next" w:hAnsi="Avenir Next" w:cs="Avenir Next" w:eastAsia="Avenir Next"/>
                 <w:b/>
                 <w:color w:val="003A70"/>
-                <w:sz w:val="20"/>
+                <w:sz w:val="22"/>
                 <w:szCs w:val="20"/>
               </w:rPr>
               <w:t xml:space="preserve">d.</w:t>
@@ -2719,7 +2728,7 @@
               <w:rPr>
                 <w:rFonts w:ascii="Avenir Next" w:hAnsi="Avenir Next" w:cs="Avenir Next" w:eastAsia="Avenir Next"/>
                 <w:color w:val="1A1A1A"/>
-                <w:sz w:val="20"/>
+                <w:sz w:val="22"/>
                 <w:szCs w:val="20"/>
               </w:rPr>
               <w:t xml:space="preserve">9 ÷ 0.3 =</w:t>
@@ -2763,7 +2772,7 @@
                 <w:rFonts w:ascii="Avenir Next" w:hAnsi="Avenir Next" w:cs="Avenir Next" w:eastAsia="Avenir Next"/>
                 <w:b/>
                 <w:color w:val="003A70"/>
-                <w:sz w:val="20"/>
+                <w:sz w:val="22"/>
                 <w:szCs w:val="20"/>
               </w:rPr>
               <w:t xml:space="preserve">e.</w:t>
@@ -2781,7 +2790,7 @@
               <w:rPr>
                 <w:rFonts w:ascii="Avenir Next" w:hAnsi="Avenir Next" w:cs="Avenir Next" w:eastAsia="Avenir Next"/>
                 <w:color w:val="1A1A1A"/>
-                <w:sz w:val="20"/>
+                <w:sz w:val="22"/>
                 <w:szCs w:val="20"/>
               </w:rPr>
               <w:t xml:space="preserve">1.68 ÷ 0.04 =</w:t>
@@ -2825,7 +2834,7 @@
                 <w:rFonts w:ascii="Avenir Next" w:hAnsi="Avenir Next" w:cs="Avenir Next" w:eastAsia="Avenir Next"/>
                 <w:b/>
                 <w:color w:val="003A70"/>
-                <w:sz w:val="20"/>
+                <w:sz w:val="22"/>
                 <w:szCs w:val="20"/>
               </w:rPr>
               <w:t xml:space="preserve">f.</w:t>
@@ -2843,7 +2852,7 @@
               <w:rPr>
                 <w:rFonts w:ascii="Avenir Next" w:hAnsi="Avenir Next" w:cs="Avenir Next" w:eastAsia="Avenir Next"/>
                 <w:color w:val="1A1A1A"/>
-                <w:sz w:val="20"/>
+                <w:sz w:val="22"/>
                 <w:szCs w:val="20"/>
               </w:rPr>
               <w:t xml:space="preserve">13.2 ÷ 1.1 =</w:t>
@@ -2890,18 +2899,18 @@
           <w:rFonts w:ascii="Avenir Next" w:hAnsi="Avenir Next" w:cs="Avenir Next" w:eastAsia="Avenir Next"/>
           <w:b/>
           <w:color w:val="1A1A1A"/>
+          <w:sz w:val="22"/>
+          <w:szCs w:val="20"/>
+        </w:rPr>
+        <w:t xml:space="preserve">2.</w:t>
+      </w:r>
+      <w:r>
+        <w:rPr>
+          <w:rFonts w:ascii="Avenir Next" w:hAnsi="Avenir Next" w:cs="Avenir Next" w:eastAsia="Avenir Next"/>
+          <w:color w:val="1A1A1A"/>
           <w:sz w:val="20"/>
           <w:szCs w:val="20"/>
         </w:rPr>
-        <w:t xml:space="preserve">2.</w:t>
-      </w:r>
-      <w:r>
-        <w:rPr>
-          <w:rFonts w:ascii="Avenir Next" w:hAnsi="Avenir Next" w:cs="Avenir Next" w:eastAsia="Avenir Next"/>
-          <w:color w:val="1A1A1A"/>
-          <w:sz w:val="20"/>
-          <w:szCs w:val="20"/>
-        </w:rPr>
         <w:tab/>
       </w:r>
       <w:r>
@@ -2909,7 +2918,7 @@
           <w:rFonts w:ascii="Avenir Next" w:hAnsi="Avenir Next" w:cs="Avenir Next" w:eastAsia="Avenir Next"/>
           <w:b/>
           <w:color w:val="1A1A1A"/>
-          <w:sz w:val="20"/>
+          <w:sz w:val="22"/>
           <w:szCs w:val="20"/>
         </w:rPr>
         <w:t xml:space="preserve">Pillows.  </w:t>
@@ -2918,7 +2927,7 @@
         <w:rPr>
           <w:rFonts w:ascii="Avenir Next" w:hAnsi="Avenir Next" w:cs="Avenir Next" w:eastAsia="Avenir Next"/>
           <w:color w:val="1A1A1A"/>
-          <w:sz w:val="20"/>
+          <w:sz w:val="22"/>
           <w:szCs w:val="20"/>
         </w:rPr>
         <w:t xml:space="preserve">Leon has 7.5 yards of fabric. Each pillow uses 1.25 yards. How many pillows can he make?</w:t>
@@ -2995,25 +3004,25 @@
           <w:rFonts w:ascii="Avenir Next" w:hAnsi="Avenir Next" w:cs="Avenir Next" w:eastAsia="Avenir Next"/>
           <w:b/>
           <w:color w:val="1A1A1A"/>
+          <w:sz w:val="22"/>
+          <w:szCs w:val="18"/>
+        </w:rPr>
+        <w:t xml:space="preserve">Answer</w:t>
+      </w:r>
+      <w:r>
+        <w:rPr>
+          <w:rFonts w:ascii="Avenir Next" w:hAnsi="Avenir Next" w:cs="Avenir Next" w:eastAsia="Avenir Next"/>
+          <w:color w:val="1A1A1A"/>
           <w:sz w:val="18"/>
           <w:szCs w:val="18"/>
         </w:rPr>
-        <w:t xml:space="preserve">Answer</w:t>
-      </w:r>
-      <w:r>
-        <w:rPr>
-          <w:rFonts w:ascii="Avenir Next" w:hAnsi="Avenir Next" w:cs="Avenir Next" w:eastAsia="Avenir Next"/>
-          <w:color w:val="1A1A1A"/>
-          <w:sz w:val="18"/>
-          <w:szCs w:val="18"/>
-        </w:rPr>
         <w:tab/>
       </w:r>
       <w:r>
         <w:rPr>
           <w:rFonts w:ascii="Avenir Next" w:hAnsi="Avenir Next" w:cs="Avenir Next" w:eastAsia="Avenir Next"/>
           <w:color w:val="1A1A1A"/>
-          <w:sz w:val="18"/>
+          <w:sz w:val="22"/>
           <w:szCs w:val="18"/>
         </w:rPr>
         <w:t xml:space="preserve">  pillows</w:t>
@@ -3038,18 +3047,18 @@
           <w:rFonts w:ascii="Avenir Next" w:hAnsi="Avenir Next" w:cs="Avenir Next" w:eastAsia="Avenir Next"/>
           <w:b/>
           <w:color w:val="1A1A1A"/>
+          <w:sz w:val="22"/>
+          <w:szCs w:val="20"/>
+        </w:rPr>
+        <w:t xml:space="preserve">3.</w:t>
+      </w:r>
+      <w:r>
+        <w:rPr>
+          <w:rFonts w:ascii="Avenir Next" w:hAnsi="Avenir Next" w:cs="Avenir Next" w:eastAsia="Avenir Next"/>
+          <w:color w:val="1A1A1A"/>
           <w:sz w:val="20"/>
           <w:szCs w:val="20"/>
         </w:rPr>
-        <w:t xml:space="preserve">3.</w:t>
-      </w:r>
-      <w:r>
-        <w:rPr>
-          <w:rFonts w:ascii="Avenir Next" w:hAnsi="Avenir Next" w:cs="Avenir Next" w:eastAsia="Avenir Next"/>
-          <w:color w:val="1A1A1A"/>
-          <w:sz w:val="20"/>
-          <w:szCs w:val="20"/>
-        </w:rPr>
         <w:tab/>
       </w:r>
       <w:r>
@@ -3057,7 +3066,7 @@
           <w:rFonts w:ascii="Avenir Next" w:hAnsi="Avenir Next" w:cs="Avenir Next" w:eastAsia="Avenir Next"/>
           <w:b/>
           <w:color w:val="1A1A1A"/>
-          <w:sz w:val="20"/>
+          <w:sz w:val="22"/>
           <w:szCs w:val="20"/>
         </w:rPr>
         <w:t xml:space="preserve">Juice Glasses.  </w:t>
@@ -3066,7 +3075,7 @@
         <w:rPr>
           <w:rFonts w:ascii="Avenir Next" w:hAnsi="Avenir Next" w:cs="Avenir Next" w:eastAsia="Avenir Next"/>
           <w:color w:val="1A1A1A"/>
-          <w:sz w:val="20"/>
+          <w:sz w:val="22"/>
           <w:szCs w:val="20"/>
         </w:rPr>
         <w:t xml:space="preserve">A pitcher holds 2.4 liters of juice. How many glasses can it fill?</w:t>
@@ -3121,7 +3130,7 @@
                 <w:rFonts w:ascii="Avenir Next" w:hAnsi="Avenir Next" w:cs="Avenir Next" w:eastAsia="Avenir Next"/>
                 <w:b/>
                 <w:color w:val="003A70"/>
-                <w:sz w:val="20"/>
+                <w:sz w:val="22"/>
                 <w:szCs w:val="20"/>
               </w:rPr>
               <w:t xml:space="preserve">a.</w:t>
@@ -3139,7 +3148,7 @@
               <w:rPr>
                 <w:rFonts w:ascii="Avenir Next" w:hAnsi="Avenir Next" w:cs="Avenir Next" w:eastAsia="Avenir Next"/>
                 <w:color w:val="1A1A1A"/>
-                <w:sz w:val="20"/>
+                <w:sz w:val="22"/>
                 <w:szCs w:val="20"/>
               </w:rPr>
               <w:t xml:space="preserve">0.3-liter glasses:</w:t>
@@ -3183,7 +3192,7 @@
                 <w:rFonts w:ascii="Avenir Next" w:hAnsi="Avenir Next" w:cs="Avenir Next" w:eastAsia="Avenir Next"/>
                 <w:b/>
                 <w:color w:val="003A70"/>
-                <w:sz w:val="20"/>
+                <w:sz w:val="22"/>
                 <w:szCs w:val="20"/>
               </w:rPr>
               <w:t xml:space="preserve">b.</w:t>
@@ -3201,7 +3210,7 @@
               <w:rPr>
                 <w:rFonts w:ascii="Avenir Next" w:hAnsi="Avenir Next" w:cs="Avenir Next" w:eastAsia="Avenir Next"/>
                 <w:color w:val="1A1A1A"/>
-                <w:sz w:val="20"/>
+                <w:sz w:val="22"/>
                 <w:szCs w:val="20"/>
               </w:rPr>
               <w:t xml:space="preserve">0.2-liter glasses:</w:t>
@@ -3248,18 +3257,18 @@
           <w:rFonts w:ascii="Avenir Next" w:hAnsi="Avenir Next" w:cs="Avenir Next" w:eastAsia="Avenir Next"/>
           <w:b/>
           <w:color w:val="1A1A1A"/>
+          <w:sz w:val="22"/>
+          <w:szCs w:val="20"/>
+        </w:rPr>
+        <w:t xml:space="preserve">4.</w:t>
+      </w:r>
+      <w:r>
+        <w:rPr>
+          <w:rFonts w:ascii="Avenir Next" w:hAnsi="Avenir Next" w:cs="Avenir Next" w:eastAsia="Avenir Next"/>
+          <w:color w:val="1A1A1A"/>
           <w:sz w:val="20"/>
           <w:szCs w:val="20"/>
         </w:rPr>
-        <w:t xml:space="preserve">4.</w:t>
-      </w:r>
-      <w:r>
-        <w:rPr>
-          <w:rFonts w:ascii="Avenir Next" w:hAnsi="Avenir Next" w:cs="Avenir Next" w:eastAsia="Avenir Next"/>
-          <w:color w:val="1A1A1A"/>
-          <w:sz w:val="20"/>
-          <w:szCs w:val="20"/>
-        </w:rPr>
         <w:tab/>
       </w:r>
       <w:r>
@@ -3267,7 +3276,7 @@
           <w:rFonts w:ascii="Avenir Next" w:hAnsi="Avenir Next" w:cs="Avenir Next" w:eastAsia="Avenir Next"/>
           <w:b/>
           <w:color w:val="1A1A1A"/>
-          <w:sz w:val="20"/>
+          <w:sz w:val="22"/>
           <w:szCs w:val="20"/>
         </w:rPr>
         <w:t xml:space="preserve">Walking Path.  </w:t>
@@ -3276,7 +3285,7 @@
         <w:rPr>
           <w:rFonts w:ascii="Avenir Next" w:hAnsi="Avenir Next" w:cs="Avenir Next" w:eastAsia="Avenir Next"/>
           <w:color w:val="1A1A1A"/>
-          <w:sz w:val="20"/>
+          <w:sz w:val="22"/>
           <w:szCs w:val="20"/>
         </w:rPr>
         <w:t xml:space="preserve">One lap of a park path is 0.75 mile. How many laps make each distance?</w:t>
@@ -3331,7 +3340,7 @@
                 <w:rFonts w:ascii="Avenir Next" w:hAnsi="Avenir Next" w:cs="Avenir Next" w:eastAsia="Avenir Next"/>
                 <w:b/>
                 <w:color w:val="003A70"/>
-                <w:sz w:val="20"/>
+                <w:sz w:val="22"/>
                 <w:szCs w:val="20"/>
               </w:rPr>
               <w:t xml:space="preserve">a.</w:t>
@@ -3349,7 +3358,7 @@
               <w:rPr>
                 <w:rFonts w:ascii="Avenir Next" w:hAnsi="Avenir Next" w:cs="Avenir Next" w:eastAsia="Avenir Next"/>
                 <w:color w:val="1A1A1A"/>
-                <w:sz w:val="20"/>
+                <w:sz w:val="22"/>
                 <w:szCs w:val="20"/>
               </w:rPr>
               <w:t xml:space="preserve">4.5 miles:</w:t>
@@ -3377,7 +3386,7 @@
               <w:rPr>
                 <w:rFonts w:ascii="Avenir Next" w:hAnsi="Avenir Next" w:cs="Avenir Next" w:eastAsia="Avenir Next"/>
                 <w:color w:val="1A1A1A"/>
-                <w:sz w:val="20"/>
+                <w:sz w:val="22"/>
                 <w:szCs w:val="20"/>
               </w:rPr>
               <w:t xml:space="preserve"> laps</w:t>
@@ -3402,7 +3411,7 @@
                 <w:rFonts w:ascii="Avenir Next" w:hAnsi="Avenir Next" w:cs="Avenir Next" w:eastAsia="Avenir Next"/>
                 <w:b/>
                 <w:color w:val="003A70"/>
-                <w:sz w:val="20"/>
+                <w:sz w:val="22"/>
                 <w:szCs w:val="20"/>
               </w:rPr>
               <w:t xml:space="preserve">b.</w:t>
@@ -3420,7 +3429,7 @@
               <w:rPr>
                 <w:rFonts w:ascii="Avenir Next" w:hAnsi="Avenir Next" w:cs="Avenir Next" w:eastAsia="Avenir Next"/>
                 <w:color w:val="1A1A1A"/>
-                <w:sz w:val="20"/>
+                <w:sz w:val="22"/>
                 <w:szCs w:val="20"/>
               </w:rPr>
               <w:t xml:space="preserve">6 miles:</w:t>
@@ -3448,7 +3457,7 @@
               <w:rPr>
                 <w:rFonts w:ascii="Avenir Next" w:hAnsi="Avenir Next" w:cs="Avenir Next" w:eastAsia="Avenir Next"/>
                 <w:color w:val="1A1A1A"/>
-                <w:sz w:val="20"/>
+                <w:sz w:val="22"/>
                 <w:szCs w:val="20"/>
               </w:rPr>
               <w:t xml:space="preserve"> laps</w:t>
@@ -3476,18 +3485,18 @@
           <w:rFonts w:ascii="Avenir Next" w:hAnsi="Avenir Next" w:cs="Avenir Next" w:eastAsia="Avenir Next"/>
           <w:b/>
           <w:color w:val="1A1A1A"/>
+          <w:sz w:val="22"/>
+          <w:szCs w:val="20"/>
+        </w:rPr>
+        <w:t xml:space="preserve">5.</w:t>
+      </w:r>
+      <w:r>
+        <w:rPr>
+          <w:rFonts w:ascii="Avenir Next" w:hAnsi="Avenir Next" w:cs="Avenir Next" w:eastAsia="Avenir Next"/>
+          <w:color w:val="1A1A1A"/>
           <w:sz w:val="20"/>
           <w:szCs w:val="20"/>
         </w:rPr>
-        <w:t xml:space="preserve">5.</w:t>
-      </w:r>
-      <w:r>
-        <w:rPr>
-          <w:rFonts w:ascii="Avenir Next" w:hAnsi="Avenir Next" w:cs="Avenir Next" w:eastAsia="Avenir Next"/>
-          <w:color w:val="1A1A1A"/>
-          <w:sz w:val="20"/>
-          <w:szCs w:val="20"/>
-        </w:rPr>
         <w:tab/>
       </w:r>
       <w:r>
@@ -3495,7 +3504,7 @@
           <w:rFonts w:ascii="Avenir Next" w:hAnsi="Avenir Next" w:cs="Avenir Next" w:eastAsia="Avenir Next"/>
           <w:b/>
           <w:color w:val="1A1A1A"/>
-          <w:sz w:val="20"/>
+          <w:sz w:val="22"/>
           <w:szCs w:val="20"/>
         </w:rPr>
         <w:t xml:space="preserve">Find the Error.  </w:t>
@@ -3504,7 +3513,7 @@
         <w:rPr>
           <w:rFonts w:ascii="Avenir Next" w:hAnsi="Avenir Next" w:cs="Avenir Next" w:eastAsia="Avenir Next"/>
           <w:color w:val="1A1A1A"/>
-          <w:sz w:val="20"/>
+          <w:sz w:val="22"/>
           <w:szCs w:val="20"/>
         </w:rPr>
         <w:t xml:space="preserve">Keisha wrote 2.4 ÷ 0.08 = 24 ÷ 8 = 3. Explain her error. Find the correct quotient.</w:t>
@@ -3583,6 +3592,7 @@
     </w:p>
     <w:p>
       <w:pPr>
+        <w:pStyle w:val="Heading2"/>
         <w:keepNext/>
         <w:pBdr>
           <w:bottom w:val="single" w:sz="8" w:space="3" w:color="003A70"/>
@@ -3598,7 +3608,7 @@
           <w:b/>
           <w:color w:val="003A70"/>
           <w:spacing w:val="14"/>
-          <w:sz w:val="19"/>
+          <w:sz w:val="22"/>
           <w:szCs w:val="19"/>
         </w:rPr>
         <w:t xml:space="preserve">TEST PRACTICE</w:t>
@@ -3617,7 +3627,7 @@
           <w:rFonts w:ascii="Avenir Next" w:hAnsi="Avenir Next" w:cs="Avenir Next" w:eastAsia="Avenir Next"/>
           <w:i/>
           <w:color w:val="5A5F66"/>
-          <w:sz w:val="17"/>
+          <w:sz w:val="22"/>
           <w:szCs w:val="17"/>
         </w:rPr>
         <w:t xml:space="preserve">choose the best answer</w:t>
@@ -3637,25 +3647,25 @@
           <w:rFonts w:ascii="Avenir Next" w:hAnsi="Avenir Next" w:cs="Avenir Next" w:eastAsia="Avenir Next"/>
           <w:b/>
           <w:color w:val="1A1A1A"/>
+          <w:sz w:val="22"/>
+          <w:szCs w:val="20"/>
+        </w:rPr>
+        <w:t xml:space="preserve">6.</w:t>
+      </w:r>
+      <w:r>
+        <w:rPr>
+          <w:rFonts w:ascii="Avenir Next" w:hAnsi="Avenir Next" w:cs="Avenir Next" w:eastAsia="Avenir Next"/>
+          <w:color w:val="1A1A1A"/>
           <w:sz w:val="20"/>
           <w:szCs w:val="20"/>
         </w:rPr>
-        <w:t xml:space="preserve">6.</w:t>
-      </w:r>
-      <w:r>
-        <w:rPr>
-          <w:rFonts w:ascii="Avenir Next" w:hAnsi="Avenir Next" w:cs="Avenir Next" w:eastAsia="Avenir Next"/>
-          <w:color w:val="1A1A1A"/>
-          <w:sz w:val="20"/>
-          <w:szCs w:val="20"/>
-        </w:rPr>
         <w:tab/>
       </w:r>
       <w:r>
         <w:rPr>
           <w:rFonts w:ascii="Avenir Next" w:hAnsi="Avenir Next" w:cs="Avenir Next" w:eastAsia="Avenir Next"/>
           <w:color w:val="1A1A1A"/>
-          <w:sz w:val="20"/>
+          <w:sz w:val="22"/>
           <w:szCs w:val="20"/>
         </w:rPr>
         <w:t xml:space="preserve">Which division has the same quotient as 6.72 ÷ 0.8?</w:t>
@@ -3711,25 +3721,25 @@
                 <w:rFonts w:ascii="Avenir Next" w:hAnsi="Avenir Next" w:cs="Avenir Next" w:eastAsia="Avenir Next"/>
                 <w:b/>
                 <w:color w:val="003A70"/>
+                <w:sz w:val="22"/>
+                <w:szCs w:val="19"/>
+              </w:rPr>
+              <w:t xml:space="preserve">A</w:t>
+            </w:r>
+            <w:r>
+              <w:rPr>
+                <w:rFonts w:ascii="Avenir Next" w:hAnsi="Avenir Next" w:cs="Avenir Next" w:eastAsia="Avenir Next"/>
+                <w:color w:val="1A1A1A"/>
                 <w:sz w:val="19"/>
                 <w:szCs w:val="19"/>
               </w:rPr>
-              <w:t xml:space="preserve">A</w:t>
-            </w:r>
-            <w:r>
-              <w:rPr>
-                <w:rFonts w:ascii="Avenir Next" w:hAnsi="Avenir Next" w:cs="Avenir Next" w:eastAsia="Avenir Next"/>
-                <w:color w:val="1A1A1A"/>
-                <w:sz w:val="19"/>
-                <w:szCs w:val="19"/>
-              </w:rPr>
               <w:tab/>
             </w:r>
             <w:r>
               <w:rPr>
                 <w:rFonts w:ascii="Avenir Next" w:hAnsi="Avenir Next" w:cs="Avenir Next" w:eastAsia="Avenir Next"/>
                 <w:color w:val="1A1A1A"/>
-                <w:sz w:val="19"/>
+                <w:sz w:val="22"/>
                 <w:szCs w:val="19"/>
               </w:rPr>
               <w:t xml:space="preserve">672 ÷ 8</w:t>
@@ -3754,25 +3764,25 @@
                 <w:rFonts w:ascii="Avenir Next" w:hAnsi="Avenir Next" w:cs="Avenir Next" w:eastAsia="Avenir Next"/>
                 <w:b/>
                 <w:color w:val="003A70"/>
+                <w:sz w:val="22"/>
+                <w:szCs w:val="19"/>
+              </w:rPr>
+              <w:t xml:space="preserve">B</w:t>
+            </w:r>
+            <w:r>
+              <w:rPr>
+                <w:rFonts w:ascii="Avenir Next" w:hAnsi="Avenir Next" w:cs="Avenir Next" w:eastAsia="Avenir Next"/>
+                <w:color w:val="1A1A1A"/>
                 <w:sz w:val="19"/>
                 <w:szCs w:val="19"/>
               </w:rPr>
-              <w:t xml:space="preserve">B</w:t>
-            </w:r>
-            <w:r>
-              <w:rPr>
-                <w:rFonts w:ascii="Avenir Next" w:hAnsi="Avenir Next" w:cs="Avenir Next" w:eastAsia="Avenir Next"/>
-                <w:color w:val="1A1A1A"/>
-                <w:sz w:val="19"/>
-                <w:szCs w:val="19"/>
-              </w:rPr>
               <w:tab/>
             </w:r>
             <w:r>
               <w:rPr>
                 <w:rFonts w:ascii="Avenir Next" w:hAnsi="Avenir Next" w:cs="Avenir Next" w:eastAsia="Avenir Next"/>
                 <w:color w:val="1A1A1A"/>
-                <w:sz w:val="19"/>
+                <w:sz w:val="22"/>
                 <w:szCs w:val="19"/>
               </w:rPr>
               <w:t xml:space="preserve">67.2 ÷ 8</w:t>
@@ -3797,25 +3807,25 @@
                 <w:rFonts w:ascii="Avenir Next" w:hAnsi="Avenir Next" w:cs="Avenir Next" w:eastAsia="Avenir Next"/>
                 <w:b/>
                 <w:color w:val="003A70"/>
+                <w:sz w:val="22"/>
+                <w:szCs w:val="19"/>
+              </w:rPr>
+              <w:t xml:space="preserve">C</w:t>
+            </w:r>
+            <w:r>
+              <w:rPr>
+                <w:rFonts w:ascii="Avenir Next" w:hAnsi="Avenir Next" w:cs="Avenir Next" w:eastAsia="Avenir Next"/>
+                <w:color w:val="1A1A1A"/>
                 <w:sz w:val="19"/>
                 <w:szCs w:val="19"/>
               </w:rPr>
-              <w:t xml:space="preserve">C</w:t>
-            </w:r>
-            <w:r>
-              <w:rPr>
-                <w:rFonts w:ascii="Avenir Next" w:hAnsi="Avenir Next" w:cs="Avenir Next" w:eastAsia="Avenir Next"/>
-                <w:color w:val="1A1A1A"/>
-                <w:sz w:val="19"/>
-                <w:szCs w:val="19"/>
-              </w:rPr>
               <w:tab/>
             </w:r>
             <w:r>
               <w:rPr>
                 <w:rFonts w:ascii="Avenir Next" w:hAnsi="Avenir Next" w:cs="Avenir Next" w:eastAsia="Avenir Next"/>
                 <w:color w:val="1A1A1A"/>
-                <w:sz w:val="19"/>
+                <w:sz w:val="22"/>
                 <w:szCs w:val="19"/>
               </w:rPr>
               <w:t xml:space="preserve">6.72 ÷ 8</w:t>
@@ -3840,25 +3850,25 @@
                 <w:rFonts w:ascii="Avenir Next" w:hAnsi="Avenir Next" w:cs="Avenir Next" w:eastAsia="Avenir Next"/>
                 <w:b/>
                 <w:color w:val="003A70"/>
+                <w:sz w:val="22"/>
+                <w:szCs w:val="19"/>
+              </w:rPr>
+              <w:t xml:space="preserve">D</w:t>
+            </w:r>
+            <w:r>
+              <w:rPr>
+                <w:rFonts w:ascii="Avenir Next" w:hAnsi="Avenir Next" w:cs="Avenir Next" w:eastAsia="Avenir Next"/>
+                <w:color w:val="1A1A1A"/>
                 <w:sz w:val="19"/>
                 <w:szCs w:val="19"/>
               </w:rPr>
-              <w:t xml:space="preserve">D</w:t>
-            </w:r>
-            <w:r>
-              <w:rPr>
-                <w:rFonts w:ascii="Avenir Next" w:hAnsi="Avenir Next" w:cs="Avenir Next" w:eastAsia="Avenir Next"/>
-                <w:color w:val="1A1A1A"/>
-                <w:sz w:val="19"/>
-                <w:szCs w:val="19"/>
-              </w:rPr>
               <w:tab/>
             </w:r>
             <w:r>
               <w:rPr>
                 <w:rFonts w:ascii="Avenir Next" w:hAnsi="Avenir Next" w:cs="Avenir Next" w:eastAsia="Avenir Next"/>
                 <w:color w:val="1A1A1A"/>
-                <w:sz w:val="19"/>
+                <w:sz w:val="22"/>
                 <w:szCs w:val="19"/>
               </w:rPr>
               <w:t xml:space="preserve">67.2 ÷ 80</w:t>
@@ -3886,25 +3896,25 @@
           <w:rFonts w:ascii="Avenir Next" w:hAnsi="Avenir Next" w:cs="Avenir Next" w:eastAsia="Avenir Next"/>
           <w:b/>
           <w:color w:val="1A1A1A"/>
+          <w:sz w:val="22"/>
+          <w:szCs w:val="20"/>
+        </w:rPr>
+        <w:t xml:space="preserve">7.</w:t>
+      </w:r>
+      <w:r>
+        <w:rPr>
+          <w:rFonts w:ascii="Avenir Next" w:hAnsi="Avenir Next" w:cs="Avenir Next" w:eastAsia="Avenir Next"/>
+          <w:color w:val="1A1A1A"/>
           <w:sz w:val="20"/>
           <w:szCs w:val="20"/>
         </w:rPr>
-        <w:t xml:space="preserve">7.</w:t>
-      </w:r>
-      <w:r>
-        <w:rPr>
-          <w:rFonts w:ascii="Avenir Next" w:hAnsi="Avenir Next" w:cs="Avenir Next" w:eastAsia="Avenir Next"/>
-          <w:color w:val="1A1A1A"/>
-          <w:sz w:val="20"/>
-          <w:szCs w:val="20"/>
-        </w:rPr>
         <w:tab/>
       </w:r>
       <w:r>
         <w:rPr>
           <w:rFonts w:ascii="Avenir Next" w:hAnsi="Avenir Next" w:cs="Avenir Next" w:eastAsia="Avenir Next"/>
           <w:color w:val="1A1A1A"/>
-          <w:sz w:val="20"/>
+          <w:sz w:val="22"/>
           <w:szCs w:val="20"/>
         </w:rPr>
         <w:t xml:space="preserve">How many 0.4-pound bags can be filled from 15.6 pounds of trail mix?</w:t>
@@ -3960,25 +3970,25 @@
                 <w:rFonts w:ascii="Avenir Next" w:hAnsi="Avenir Next" w:cs="Avenir Next" w:eastAsia="Avenir Next"/>
                 <w:b/>
                 <w:color w:val="003A70"/>
+                <w:sz w:val="22"/>
+                <w:szCs w:val="19"/>
+              </w:rPr>
+              <w:t xml:space="preserve">A</w:t>
+            </w:r>
+            <w:r>
+              <w:rPr>
+                <w:rFonts w:ascii="Avenir Next" w:hAnsi="Avenir Next" w:cs="Avenir Next" w:eastAsia="Avenir Next"/>
+                <w:color w:val="1A1A1A"/>
                 <w:sz w:val="19"/>
                 <w:szCs w:val="19"/>
               </w:rPr>
-              <w:t xml:space="preserve">A</w:t>
-            </w:r>
-            <w:r>
-              <w:rPr>
-                <w:rFonts w:ascii="Avenir Next" w:hAnsi="Avenir Next" w:cs="Avenir Next" w:eastAsia="Avenir Next"/>
-                <w:color w:val="1A1A1A"/>
-                <w:sz w:val="19"/>
-                <w:szCs w:val="19"/>
-              </w:rPr>
               <w:tab/>
             </w:r>
             <w:r>
               <w:rPr>
                 <w:rFonts w:ascii="Avenir Next" w:hAnsi="Avenir Next" w:cs="Avenir Next" w:eastAsia="Avenir Next"/>
                 <w:color w:val="1A1A1A"/>
-                <w:sz w:val="19"/>
+                <w:sz w:val="22"/>
                 <w:szCs w:val="19"/>
               </w:rPr>
               <w:t xml:space="preserve">3.9</w:t>
@@ -4003,25 +4013,25 @@
                 <w:rFonts w:ascii="Avenir Next" w:hAnsi="Avenir Next" w:cs="Avenir Next" w:eastAsia="Avenir Next"/>
                 <w:b/>
                 <w:color w:val="003A70"/>
+                <w:sz w:val="22"/>
+                <w:szCs w:val="19"/>
+              </w:rPr>
+              <w:t xml:space="preserve">B</w:t>
+            </w:r>
+            <w:r>
+              <w:rPr>
+                <w:rFonts w:ascii="Avenir Next" w:hAnsi="Avenir Next" w:cs="Avenir Next" w:eastAsia="Avenir Next"/>
+                <w:color w:val="1A1A1A"/>
                 <w:sz w:val="19"/>
                 <w:szCs w:val="19"/>
               </w:rPr>
-              <w:t xml:space="preserve">B</w:t>
-            </w:r>
-            <w:r>
-              <w:rPr>
-                <w:rFonts w:ascii="Avenir Next" w:hAnsi="Avenir Next" w:cs="Avenir Next" w:eastAsia="Avenir Next"/>
-                <w:color w:val="1A1A1A"/>
-                <w:sz w:val="19"/>
-                <w:szCs w:val="19"/>
-              </w:rPr>
               <w:tab/>
             </w:r>
             <w:r>
               <w:rPr>
                 <w:rFonts w:ascii="Avenir Next" w:hAnsi="Avenir Next" w:cs="Avenir Next" w:eastAsia="Avenir Next"/>
                 <w:color w:val="1A1A1A"/>
-                <w:sz w:val="19"/>
+                <w:sz w:val="22"/>
                 <w:szCs w:val="19"/>
               </w:rPr>
               <w:t xml:space="preserve">6.24</w:t>
@@ -4046,25 +4056,25 @@
                 <w:rFonts w:ascii="Avenir Next" w:hAnsi="Avenir Next" w:cs="Avenir Next" w:eastAsia="Avenir Next"/>
                 <w:b/>
                 <w:color w:val="003A70"/>
+                <w:sz w:val="22"/>
+                <w:szCs w:val="19"/>
+              </w:rPr>
+              <w:t xml:space="preserve">C</w:t>
+            </w:r>
+            <w:r>
+              <w:rPr>
+                <w:rFonts w:ascii="Avenir Next" w:hAnsi="Avenir Next" w:cs="Avenir Next" w:eastAsia="Avenir Next"/>
+                <w:color w:val="1A1A1A"/>
                 <w:sz w:val="19"/>
                 <w:szCs w:val="19"/>
               </w:rPr>
-              <w:t xml:space="preserve">C</w:t>
-            </w:r>
-            <w:r>
-              <w:rPr>
-                <w:rFonts w:ascii="Avenir Next" w:hAnsi="Avenir Next" w:cs="Avenir Next" w:eastAsia="Avenir Next"/>
-                <w:color w:val="1A1A1A"/>
-                <w:sz w:val="19"/>
-                <w:szCs w:val="19"/>
-              </w:rPr>
               <w:tab/>
             </w:r>
             <w:r>
               <w:rPr>
                 <w:rFonts w:ascii="Avenir Next" w:hAnsi="Avenir Next" w:cs="Avenir Next" w:eastAsia="Avenir Next"/>
                 <w:color w:val="1A1A1A"/>
-                <w:sz w:val="19"/>
+                <w:sz w:val="22"/>
                 <w:szCs w:val="19"/>
               </w:rPr>
               <w:t xml:space="preserve">39</w:t>
@@ -4089,25 +4099,25 @@
                 <w:rFonts w:ascii="Avenir Next" w:hAnsi="Avenir Next" w:cs="Avenir Next" w:eastAsia="Avenir Next"/>
                 <w:b/>
                 <w:color w:val="003A70"/>
+                <w:sz w:val="22"/>
+                <w:szCs w:val="19"/>
+              </w:rPr>
+              <w:t xml:space="preserve">D</w:t>
+            </w:r>
+            <w:r>
+              <w:rPr>
+                <w:rFonts w:ascii="Avenir Next" w:hAnsi="Avenir Next" w:cs="Avenir Next" w:eastAsia="Avenir Next"/>
+                <w:color w:val="1A1A1A"/>
                 <w:sz w:val="19"/>
                 <w:szCs w:val="19"/>
               </w:rPr>
-              <w:t xml:space="preserve">D</w:t>
-            </w:r>
-            <w:r>
-              <w:rPr>
-                <w:rFonts w:ascii="Avenir Next" w:hAnsi="Avenir Next" w:cs="Avenir Next" w:eastAsia="Avenir Next"/>
-                <w:color w:val="1A1A1A"/>
-                <w:sz w:val="19"/>
-                <w:szCs w:val="19"/>
-              </w:rPr>
               <w:tab/>
             </w:r>
             <w:r>
               <w:rPr>
                 <w:rFonts w:ascii="Avenir Next" w:hAnsi="Avenir Next" w:cs="Avenir Next" w:eastAsia="Avenir Next"/>
                 <w:color w:val="1A1A1A"/>
-                <w:sz w:val="19"/>
+                <w:sz w:val="22"/>
                 <w:szCs w:val="19"/>
               </w:rPr>
               <w:t xml:space="preserve">390</w:t>
@@ -4165,6 +4175,7 @@
           </w:tcPr>
           <w:p>
             <w:pPr>
+              <w:pStyle w:val="Heading2"/>
               <w:spacing w:before="0" w:after="0" w:line="240" w:lineRule="auto"/>
             </w:pPr>
             <w:r>
@@ -4202,7 +4213,7 @@
               <w:rPr>
                 <w:rFonts w:ascii="Avenir Next" w:hAnsi="Avenir Next" w:cs="Avenir Next" w:eastAsia="Avenir Next"/>
                 <w:color w:val="1A1A1A"/>
-                <w:sz w:val="17"/>
+                <w:sz w:val="22"/>
                 <w:szCs w:val="17"/>
               </w:rPr>
               <w:t xml:space="preserve">  I can do this on my own</w:t>
@@ -4231,7 +4242,7 @@
               <w:rPr>
                 <w:rFonts w:ascii="Avenir Next" w:hAnsi="Avenir Next" w:cs="Avenir Next" w:eastAsia="Avenir Next"/>
                 <w:color w:val="1A1A1A"/>
-                <w:sz w:val="17"/>
+                <w:sz w:val="22"/>
                 <w:szCs w:val="17"/>
               </w:rPr>
               <w:t xml:space="preserve">  I need a little help</w:t>
@@ -4260,7 +4271,7 @@
               <w:rPr>
                 <w:rFonts w:ascii="Avenir Next" w:hAnsi="Avenir Next" w:cs="Avenir Next" w:eastAsia="Avenir Next"/>
                 <w:color w:val="1A1A1A"/>
-                <w:sz w:val="17"/>
+                <w:sz w:val="22"/>
                 <w:szCs w:val="17"/>
               </w:rPr>
               <w:t xml:space="preserve">  I have a question about #</w:t>
@@ -4298,7 +4309,7 @@
         <w:rPr>
           <w:rFonts w:ascii="Avenir Next" w:hAnsi="Avenir Next" w:cs="Avenir Next" w:eastAsia="Avenir Next"/>
           <w:color w:val="5A5F66"/>
-          <w:sz w:val="17"/>
+          <w:sz w:val="22"/>
           <w:szCs w:val="17"/>
         </w:rPr>
         <w:t xml:space="preserve">Tell someone at home why 6 ÷ 0.5 is greater than 6.</w:t>
@@ -4392,7 +4403,106 @@
               <w:sz w:val="15"/>
               <w:szCs w:val="15"/>
             </w:rPr>
-            <w:t xml:space="preserve">Lesson 2-7  ·  Homework Packet</w:t>
+            <w:t xml:space="preserve">2-7 · Page </w:t>
+          </w:r>
+          <w:r>
+            <w:rPr>
+              <w:rFonts w:ascii="Avenir Next" w:hAnsi="Avenir Next" w:cs="Avenir Next" w:eastAsia="Avenir Next"/>
+              <w:color w:val="5A5F66"/>
+              <w:sz w:val="15"/>
+              <w:szCs w:val="15"/>
+            </w:rPr>
+            <w:fldChar w:fldCharType="begin"/>
+          </w:r>
+          <w:r>
+            <w:rPr>
+              <w:rFonts w:ascii="Avenir Next" w:hAnsi="Avenir Next" w:cs="Avenir Next" w:eastAsia="Avenir Next"/>
+              <w:color w:val="5A5F66"/>
+              <w:sz w:val="15"/>
+              <w:szCs w:val="15"/>
+            </w:rPr>
+            <w:instrText xml:space="preserve"> PAGE </w:instrText>
+          </w:r>
+          <w:r>
+            <w:rPr>
+              <w:rFonts w:ascii="Avenir Next" w:hAnsi="Avenir Next" w:cs="Avenir Next" w:eastAsia="Avenir Next"/>
+              <w:color w:val="5A5F66"/>
+              <w:sz w:val="15"/>
+              <w:szCs w:val="15"/>
+            </w:rPr>
+            <w:fldChar w:fldCharType="separate"/>
+          </w:r>
+          <w:r>
+            <w:rPr>
+              <w:rFonts w:ascii="Avenir Next" w:hAnsi="Avenir Next" w:cs="Avenir Next" w:eastAsia="Avenir Next"/>
+              <w:color w:val="5A5F66"/>
+              <w:sz w:val="15"/>
+              <w:szCs w:val="15"/>
+            </w:rPr>
+            <w:t xml:space="preserve">1</w:t>
+          </w:r>
+          <w:r>
+            <w:rPr>
+              <w:rFonts w:ascii="Avenir Next" w:hAnsi="Avenir Next" w:cs="Avenir Next" w:eastAsia="Avenir Next"/>
+              <w:color w:val="5A5F66"/>
+              <w:sz w:val="15"/>
+              <w:szCs w:val="15"/>
+            </w:rPr>
+            <w:fldChar w:fldCharType="end"/>
+          </w:r>
+          <w:r>
+            <w:rPr>
+              <w:rFonts w:ascii="Avenir Next" w:hAnsi="Avenir Next" w:cs="Avenir Next" w:eastAsia="Avenir Next"/>
+              <w:color w:val="5A5F66"/>
+              <w:sz w:val="15"/>
+              <w:szCs w:val="15"/>
+            </w:rPr>
+            <w:t xml:space="preserve"> of </w:t>
+          </w:r>
+          <w:r>
+            <w:rPr>
+              <w:rFonts w:ascii="Avenir Next" w:hAnsi="Avenir Next" w:cs="Avenir Next" w:eastAsia="Avenir Next"/>
+              <w:color w:val="5A5F66"/>
+              <w:sz w:val="15"/>
+              <w:szCs w:val="15"/>
+            </w:rPr>
+            <w:fldChar w:fldCharType="begin"/>
+          </w:r>
+          <w:r>
+            <w:rPr>
+              <w:rFonts w:ascii="Avenir Next" w:hAnsi="Avenir Next" w:cs="Avenir Next" w:eastAsia="Avenir Next"/>
+              <w:color w:val="5A5F66"/>
+              <w:sz w:val="15"/>
+              <w:szCs w:val="15"/>
+            </w:rPr>
+            <w:instrText xml:space="preserve"> NUMPAGES </w:instrText>
+          </w:r>
+          <w:r>
+            <w:rPr>
+              <w:rFonts w:ascii="Avenir Next" w:hAnsi="Avenir Next" w:cs="Avenir Next" w:eastAsia="Avenir Next"/>
+              <w:color w:val="5A5F66"/>
+              <w:sz w:val="15"/>
+              <w:szCs w:val="15"/>
+            </w:rPr>
+            <w:fldChar w:fldCharType="separate"/>
+          </w:r>
+          <w:r>
+            <w:rPr>
+              <w:rFonts w:ascii="Avenir Next" w:hAnsi="Avenir Next" w:cs="Avenir Next" w:eastAsia="Avenir Next"/>
+              <w:color w:val="5A5F66"/>
+              <w:sz w:val="15"/>
+              <w:szCs w:val="15"/>
+            </w:rPr>
+            <w:t xml:space="preserve">1</w:t>
+          </w:r>
+          <w:r>
+            <w:rPr>
+              <w:rFonts w:ascii="Avenir Next" w:hAnsi="Avenir Next" w:cs="Avenir Next" w:eastAsia="Avenir Next"/>
+              <w:color w:val="5A5F66"/>
+              <w:sz w:val="15"/>
+              <w:szCs w:val="15"/>
+            </w:rPr>
+            <w:fldChar w:fldCharType="end"/>
           </w:r>
         </w:p>
       </w:tc>
@@ -4435,5 +4545,23 @@
       </w:tblCellMar>
     </w:tblPr>
   </w:style>
+  <w:style w:type="paragraph" w:styleId="Heading1">
+    <w:name w:val="heading 1"/>
+    <w:basedOn w:val="Normal"/>
+    <w:pPr>
+      <w:outlineLvl w:val="0"/>
+      <w:keepNext w:val="0"/>
+      <w:keepLines w:val="0"/>
+    </w:pPr>
+  </w:style>
+  <w:style w:type="paragraph" w:styleId="Heading2">
+    <w:name w:val="heading 2"/>
+    <w:basedOn w:val="Normal"/>
+    <w:pPr>
+      <w:outlineLvl w:val="1"/>
+      <w:keepNext w:val="0"/>
+      <w:keepLines w:val="0"/>
+    </w:pPr>
+  </w:style>
 </w:styles>
 </file>